--- a/report/PART4_재구성본.docx
+++ b/report/PART4_재구성본.docx
@@ -1029,7 +1029,7 @@
     </w:p>
     <w:p>
       <w:r>
-        <w:t>동일한 ORDER_ID 컬럼에 MAX(ORDER_ID)+1과 시퀀스 채번을 혼용하면 시퀀스 값이 기존 주문 ID보다 뒤처져 PK 충돌(ORA-00001)이 발생할 수 있다. 실제로 초기 NAIVE 구현에서 혼용으로 인해 ORA-00001이 발생하였으므로, 최종 구현에서는 시퀀스 방식으로 통일하였다.</w:t>
+        <w:t>동일한 ORDER_ID 컬럼에 MAX(ORDER_ID)+1과 시퀀스 채번을 혼용하면 시퀀스 값이 기존 주문 ID보다 뒤처져 PK 충돌(ORA-00001)이 발생할 수 있다. 실제로 초기 실행(RUN_ID=2, OPTIMIZED)에서 이 혼용으로 인해 ORA-00001(unique constraint BO.ORDERS_PK violated)이 발생하여 STATUS=ERROR로 기록되었으므로, 최종 구현에서는 ORDER_ID_SEQ.NEXTVAL 방식으로 통일하였다.</w:t>
       </w:r>
     </w:p>
     <w:p>

--- a/report/PART4_재구성본.docx
+++ b/report/PART4_재구성본.docx
@@ -2154,15 +2154,40 @@
     <w:p>
       <w:pPr>
         <w:jc w:val="center"/>
-        <w:shd w:val="clear" w:fill="FBEAE7"/>
-      </w:pPr>
-      <w:r>
-        <w:rPr>
-          <w:i/>
-          <w:color w:val="B03A2E"/>
-          <w:sz w:val="20"/>
-        </w:rPr>
-        <w:t>［ 712추가기록 p.14 RUN_ID=4 행 크롭 — OPTIMIZED / TARGET_CNT 100000 / START 90002011 / END 90102010 / STATUS DONE ］</w:t>
+      </w:pPr>
+      <w:r>
+        <w:drawing>
+          <wp:inline xmlns:a="http://schemas.openxmlformats.org/drawingml/2006/main" xmlns:pic="http://schemas.openxmlformats.org/drawingml/2006/picture">
+            <wp:extent cx="5760720" cy="207026"/>
+            <wp:docPr id="3" name="Picture 3"/>
+            <wp:cNvGraphicFramePr>
+              <a:graphicFrameLocks noChangeAspect="1"/>
+            </wp:cNvGraphicFramePr>
+            <a:graphic>
+              <a:graphicData uri="http://schemas.openxmlformats.org/drawingml/2006/picture">
+                <pic:pic>
+                  <pic:nvPicPr>
+                    <pic:cNvPr id="0" name="fig44.png"/>
+                    <pic:cNvPicPr/>
+                  </pic:nvPicPr>
+                  <pic:blipFill>
+                    <a:blip r:embed="rId12"/>
+                    <a:stretch>
+                      <a:fillRect/>
+                    </a:stretch>
+                  </pic:blipFill>
+                  <pic:spPr>
+                    <a:xfrm>
+                      <a:off x="0" y="0"/>
+                      <a:ext cx="5760720" cy="207026"/>
+                    </a:xfrm>
+                    <a:prstGeom prst="rect"/>
+                  </pic:spPr>
+                </pic:pic>
+              </a:graphicData>
+            </a:graphic>
+          </wp:inline>
+        </w:drawing>
       </w:r>
     </w:p>
     <w:p>

--- a/report/PART4_재구성본.docx
+++ b/report/PART4_재구성본.docx
@@ -1035,15 +1035,40 @@
     <w:p>
       <w:pPr>
         <w:jc w:val="center"/>
-        <w:shd w:val="clear" w:fill="FBEAE7"/>
-      </w:pPr>
-      <w:r>
-        <w:rPr>
-          <w:i/>
-          <w:color w:val="B03A2E"/>
-          <w:sz w:val="20"/>
-        </w:rPr>
-        <w:t>［ 712기록 p.20 시퀀스 확인 결과 크롭 — MAX_ORDER_ID 90103011 / SEQ_NEXTVAL 90103012 / 정상: 충돌 가능성 낮음 ］</w:t>
+      </w:pPr>
+      <w:r>
+        <w:drawing>
+          <wp:inline xmlns:a="http://schemas.openxmlformats.org/drawingml/2006/main" xmlns:pic="http://schemas.openxmlformats.org/drawingml/2006/picture">
+            <wp:extent cx="4206240" cy="446049"/>
+            <wp:docPr id="1" name="Picture 1"/>
+            <wp:cNvGraphicFramePr>
+              <a:graphicFrameLocks noChangeAspect="1"/>
+            </wp:cNvGraphicFramePr>
+            <a:graphic>
+              <a:graphicData uri="http://schemas.openxmlformats.org/drawingml/2006/picture">
+                <pic:pic>
+                  <pic:nvPicPr>
+                    <pic:cNvPr id="0" name="fig41.png"/>
+                    <pic:cNvPicPr/>
+                  </pic:nvPicPr>
+                  <pic:blipFill>
+                    <a:blip r:embed="rId12"/>
+                    <a:stretch>
+                      <a:fillRect/>
+                    </a:stretch>
+                  </pic:blipFill>
+                  <pic:spPr>
+                    <a:xfrm>
+                      <a:off x="0" y="0"/>
+                      <a:ext cx="4206240" cy="446049"/>
+                    </a:xfrm>
+                    <a:prstGeom prst="rect"/>
+                  </pic:spPr>
+                </pic:pic>
+              </a:graphicData>
+            </a:graphic>
+          </wp:inline>
+        </w:drawing>
       </w:r>
     </w:p>
     <w:p>
@@ -1071,19 +1096,6 @@
       </w:r>
       <w:r>
         <w:t>. ORDER_ID 최대값과 시퀀스 NEXTVAL 비교 결과</w:t>
-      </w:r>
-    </w:p>
-    <w:p>
-      <w:r>
-        <w:t>ORDER_ID_SEQ.NEXTVAL이 현재 MAX(ORDER_ID)보다 큰 것을 확인한 뒤 배치를 수행하여 기존 PK와의 충돌 가능성을 차단하였다.</w:t>
-      </w:r>
-    </w:p>
-    <w:p>
-      <w:pPr>
-        <w:pStyle w:val="3"/>
-      </w:pPr>
-      <w:r>
-        <w:t>③ 최종 배치 프로시저 처리 흐름</w:t>
       </w:r>
     </w:p>
     <w:tbl>
@@ -1109,6 +1121,122 @@
                 <w:b/>
                 <w:sz w:val="19"/>
               </w:rPr>
+              <w:t>MAX_ORDER_ID</w:t>
+            </w:r>
+          </w:p>
+        </w:tc>
+        <w:tc>
+          <w:tcPr>
+            <w:tcW w:type="dxa" w:w="3009"/>
+          </w:tcPr>
+          <w:p>
+            <w:r/>
+            <w:r>
+              <w:rPr>
+                <w:b/>
+                <w:sz w:val="19"/>
+              </w:rPr>
+              <w:t>SEQ_NEXTVAL</w:t>
+            </w:r>
+          </w:p>
+        </w:tc>
+        <w:tc>
+          <w:tcPr>
+            <w:tcW w:type="dxa" w:w="3009"/>
+          </w:tcPr>
+          <w:p>
+            <w:r/>
+            <w:r>
+              <w:rPr>
+                <w:b/>
+                <w:sz w:val="19"/>
+              </w:rPr>
+              <w:t>CHECK_RESULT</w:t>
+            </w:r>
+          </w:p>
+        </w:tc>
+      </w:tr>
+      <w:tr>
+        <w:tc>
+          <w:tcPr>
+            <w:tcW w:type="dxa" w:w="3009"/>
+          </w:tcPr>
+          <w:p>
+            <w:r/>
+            <w:r>
+              <w:rPr>
+                <w:sz w:val="19"/>
+              </w:rPr>
+              <w:t>90103011</w:t>
+            </w:r>
+          </w:p>
+        </w:tc>
+        <w:tc>
+          <w:tcPr>
+            <w:tcW w:type="dxa" w:w="3009"/>
+          </w:tcPr>
+          <w:p>
+            <w:r/>
+            <w:r>
+              <w:rPr>
+                <w:sz w:val="19"/>
+              </w:rPr>
+              <w:t>90103012</w:t>
+            </w:r>
+          </w:p>
+        </w:tc>
+        <w:tc>
+          <w:tcPr>
+            <w:tcW w:type="dxa" w:w="3009"/>
+          </w:tcPr>
+          <w:p>
+            <w:r/>
+            <w:r>
+              <w:rPr>
+                <w:sz w:val="19"/>
+              </w:rPr>
+              <w:t>정상: 충돌 가능성 낮음</w:t>
+            </w:r>
+          </w:p>
+        </w:tc>
+      </w:tr>
+    </w:tbl>
+    <w:p>
+      <w:r>
+        <w:t>ORDER_ID_SEQ.NEXTVAL(90103012)이 현재 MAX(ORDER_ID)(90103011)보다 큰 것을 확인한 뒤 배치를 수행하여 기존 PK와의 충돌 가능성을 차단하였다.</w:t>
+      </w:r>
+    </w:p>
+    <w:p>
+      <w:pPr>
+        <w:pStyle w:val="3"/>
+      </w:pPr>
+      <w:r>
+        <w:t>③ 최종 배치 프로시저 처리 흐름</w:t>
+      </w:r>
+    </w:p>
+    <w:tbl>
+      <w:tblPr>
+        <w:tblStyle w:val="a4"/>
+        <w:tblW w:type="auto" w:w="0"/>
+        <w:tblLook w:firstColumn="1" w:firstRow="1" w:lastColumn="0" w:lastRow="0" w:noHBand="0" w:noVBand="1" w:val="04A0"/>
+      </w:tblPr>
+      <w:tblGrid>
+        <w:gridCol w:w="3009"/>
+        <w:gridCol w:w="3009"/>
+        <w:gridCol w:w="3009"/>
+      </w:tblGrid>
+      <w:tr>
+        <w:tc>
+          <w:tcPr>
+            <w:tcW w:type="dxa" w:w="3009"/>
+          </w:tcPr>
+          <w:p>
+            <w:r/>
+            <w:r>
+              <w:rPr>
+                <w:b/>
+                <w:sz w:val="19"/>
+              </w:rPr>
               <w:t>단계</w:t>
             </w:r>
           </w:p>
@@ -1964,7 +2092,7 @@
         <w:drawing>
           <wp:inline xmlns:a="http://schemas.openxmlformats.org/drawingml/2006/main" xmlns:pic="http://schemas.openxmlformats.org/drawingml/2006/picture">
             <wp:extent cx="4730511" cy="2035641"/>
-            <wp:docPr id="1" name="Picture 1"/>
+            <wp:docPr id="2" name="Picture 2"/>
             <wp:cNvGraphicFramePr>
               <a:graphicFrameLocks noChangeAspect="1"/>
             </wp:cNvGraphicFramePr>
@@ -2051,7 +2179,7 @@
         <w:drawing>
           <wp:inline xmlns:a="http://schemas.openxmlformats.org/drawingml/2006/main" xmlns:pic="http://schemas.openxmlformats.org/drawingml/2006/picture">
             <wp:extent cx="4540576" cy="1380335"/>
-            <wp:docPr id="2" name="Picture 2"/>
+            <wp:docPr id="3" name="Picture 3"/>
             <wp:cNvGraphicFramePr>
               <a:graphicFrameLocks noChangeAspect="1"/>
             </wp:cNvGraphicFramePr>
@@ -2159,7 +2287,7 @@
         <w:drawing>
           <wp:inline xmlns:a="http://schemas.openxmlformats.org/drawingml/2006/main" xmlns:pic="http://schemas.openxmlformats.org/drawingml/2006/picture">
             <wp:extent cx="5760720" cy="207026"/>
-            <wp:docPr id="3" name="Picture 3"/>
+            <wp:docPr id="4" name="Picture 4"/>
             <wp:cNvGraphicFramePr>
               <a:graphicFrameLocks noChangeAspect="1"/>
             </wp:cNvGraphicFramePr>
@@ -2171,7 +2299,7 @@
                     <pic:cNvPicPr/>
                   </pic:nvPicPr>
                   <pic:blipFill>
-                    <a:blip r:embed="rId12"/>
+                    <a:blip r:embed="rId13"/>
                     <a:stretch>
                       <a:fillRect/>
                     </a:stretch>
@@ -2217,6 +2345,229 @@
         <w:t>. 100,000건 주문 배치 실행 완료 및 생성 ORDER_ID 범위 확인</w:t>
       </w:r>
     </w:p>
+    <w:tbl>
+      <w:tblPr>
+        <w:tblStyle w:val="a4"/>
+        <w:tblW w:type="auto" w:w="0"/>
+        <w:tblLook w:firstColumn="1" w:firstRow="1" w:lastColumn="0" w:lastRow="0" w:noHBand="0" w:noVBand="1" w:val="04A0"/>
+      </w:tblPr>
+      <w:tblGrid>
+        <w:gridCol w:w="1289"/>
+        <w:gridCol w:w="1289"/>
+        <w:gridCol w:w="1289"/>
+        <w:gridCol w:w="1289"/>
+        <w:gridCol w:w="1289"/>
+        <w:gridCol w:w="1289"/>
+        <w:gridCol w:w="1289"/>
+      </w:tblGrid>
+      <w:tr>
+        <w:tc>
+          <w:tcPr>
+            <w:tcW w:type="dxa" w:w="1289"/>
+          </w:tcPr>
+          <w:p>
+            <w:r/>
+            <w:r>
+              <w:rPr>
+                <w:b/>
+                <w:sz w:val="19"/>
+              </w:rPr>
+              <w:t>RUN_ID</w:t>
+            </w:r>
+          </w:p>
+        </w:tc>
+        <w:tc>
+          <w:tcPr>
+            <w:tcW w:type="dxa" w:w="1289"/>
+          </w:tcPr>
+          <w:p>
+            <w:r/>
+            <w:r>
+              <w:rPr>
+                <w:b/>
+                <w:sz w:val="19"/>
+              </w:rPr>
+              <w:t>RUN_TYPE</w:t>
+            </w:r>
+          </w:p>
+        </w:tc>
+        <w:tc>
+          <w:tcPr>
+            <w:tcW w:type="dxa" w:w="1289"/>
+          </w:tcPr>
+          <w:p>
+            <w:r/>
+            <w:r>
+              <w:rPr>
+                <w:b/>
+                <w:sz w:val="19"/>
+              </w:rPr>
+              <w:t>TARGET_CNT</w:t>
+            </w:r>
+          </w:p>
+        </w:tc>
+        <w:tc>
+          <w:tcPr>
+            <w:tcW w:type="dxa" w:w="1289"/>
+          </w:tcPr>
+          <w:p>
+            <w:r/>
+            <w:r>
+              <w:rPr>
+                <w:b/>
+                <w:sz w:val="19"/>
+              </w:rPr>
+              <w:t>START_ORDER_ID</w:t>
+            </w:r>
+          </w:p>
+        </w:tc>
+        <w:tc>
+          <w:tcPr>
+            <w:tcW w:type="dxa" w:w="1289"/>
+          </w:tcPr>
+          <w:p>
+            <w:r/>
+            <w:r>
+              <w:rPr>
+                <w:b/>
+                <w:sz w:val="19"/>
+              </w:rPr>
+              <w:t>END_ORDER_ID</w:t>
+            </w:r>
+          </w:p>
+        </w:tc>
+        <w:tc>
+          <w:tcPr>
+            <w:tcW w:type="dxa" w:w="1289"/>
+          </w:tcPr>
+          <w:p>
+            <w:r/>
+            <w:r>
+              <w:rPr>
+                <w:b/>
+                <w:sz w:val="19"/>
+              </w:rPr>
+              <w:t>ELAPSED_SEC</w:t>
+            </w:r>
+          </w:p>
+        </w:tc>
+        <w:tc>
+          <w:tcPr>
+            <w:tcW w:type="dxa" w:w="1289"/>
+          </w:tcPr>
+          <w:p>
+            <w:r/>
+            <w:r>
+              <w:rPr>
+                <w:b/>
+                <w:sz w:val="19"/>
+              </w:rPr>
+              <w:t>STATUS</w:t>
+            </w:r>
+          </w:p>
+        </w:tc>
+      </w:tr>
+      <w:tr>
+        <w:tc>
+          <w:tcPr>
+            <w:tcW w:type="dxa" w:w="1289"/>
+          </w:tcPr>
+          <w:p>
+            <w:r/>
+            <w:r>
+              <w:rPr>
+                <w:sz w:val="19"/>
+              </w:rPr>
+              <w:t>4</w:t>
+            </w:r>
+          </w:p>
+        </w:tc>
+        <w:tc>
+          <w:tcPr>
+            <w:tcW w:type="dxa" w:w="1289"/>
+          </w:tcPr>
+          <w:p>
+            <w:r/>
+            <w:r>
+              <w:rPr>
+                <w:sz w:val="19"/>
+              </w:rPr>
+              <w:t>OPTIMIZED</w:t>
+            </w:r>
+          </w:p>
+        </w:tc>
+        <w:tc>
+          <w:tcPr>
+            <w:tcW w:type="dxa" w:w="1289"/>
+          </w:tcPr>
+          <w:p>
+            <w:r/>
+            <w:r>
+              <w:rPr>
+                <w:sz w:val="19"/>
+              </w:rPr>
+              <w:t>100,000</w:t>
+            </w:r>
+          </w:p>
+        </w:tc>
+        <w:tc>
+          <w:tcPr>
+            <w:tcW w:type="dxa" w:w="1289"/>
+          </w:tcPr>
+          <w:p>
+            <w:r/>
+            <w:r>
+              <w:rPr>
+                <w:sz w:val="19"/>
+              </w:rPr>
+              <w:t>90002011</w:t>
+            </w:r>
+          </w:p>
+        </w:tc>
+        <w:tc>
+          <w:tcPr>
+            <w:tcW w:type="dxa" w:w="1289"/>
+          </w:tcPr>
+          <w:p>
+            <w:r/>
+            <w:r>
+              <w:rPr>
+                <w:sz w:val="19"/>
+              </w:rPr>
+              <w:t>90102010</w:t>
+            </w:r>
+          </w:p>
+        </w:tc>
+        <w:tc>
+          <w:tcPr>
+            <w:tcW w:type="dxa" w:w="1289"/>
+          </w:tcPr>
+          <w:p>
+            <w:r/>
+            <w:r>
+              <w:rPr>
+                <w:sz w:val="19"/>
+              </w:rPr>
+              <w:t>57.00</w:t>
+            </w:r>
+          </w:p>
+        </w:tc>
+        <w:tc>
+          <w:tcPr>
+            <w:tcW w:type="dxa" w:w="1289"/>
+          </w:tcPr>
+          <w:p>
+            <w:r/>
+            <w:r>
+              <w:rPr>
+                <w:sz w:val="19"/>
+              </w:rPr>
+              <w:t>DONE</w:t>
+            </w:r>
+          </w:p>
+        </w:tc>
+      </w:tr>
+    </w:tbl>
     <w:p>
       <w:r>
         <w:t>100,000건 실행 결과 STATUS=DONE으로 기록되었으며, 배치가 생성한 주문 ID 범위는 90002011~90102010으로 확인되었다. 수행시간 분석은 Part 5에서 별도로 다룬다.</w:t>

--- a/report/PART4_재구성본.docx
+++ b/report/PART4_재구성본.docx
@@ -7,7 +7,7 @@
         <w:pStyle w:val="1"/>
       </w:pPr>
       <w:r>
-        <w:t>PL/SQL을 활용한 대량 데이터 배치 처리 (구현)</w:t>
+        <w:t>PL/SQL 대량 데이터 배치 처리 (구현)</w:t>
       </w:r>
     </w:p>
     <w:p>
@@ -273,7 +273,7 @@
               <w:rPr>
                 <w:sz w:val="19"/>
               </w:rPr>
-              <w:t>유효하지 않은 FK 조회 결과 0건</w:t>
+              <w:t>고객·사원·상품 참조 오류 0건, 주문·배송 고객 불일치 0건 (배송업체 유형·배송지 순번은 별도 업무규칙으로 추가 확인)</w:t>
             </w:r>
           </w:p>
         </w:tc>
@@ -352,12 +352,7 @@
     </w:p>
     <w:p>
       <w:r>
-        <w:t>100,000건 배치 실행 결과 ORDERS 100,000건, ORDER_ITEMS 200,000건, SHIPMENTS 100,000건이 생성되었으며, 고객·상품·사원·배송업체 참조 오류는 0건으로 확인하였다(Figure 4-5). 실행별 주문 ID 범위를 이용한 Cleanup도 정상 수행되어 반복 테스트가 가능함을 검증하였다(Figure 4-7).</w:t>
-      </w:r>
-    </w:p>
-    <w:p>
-      <w:r>
-        <w:t>최종 프로그램의 수행시간, 병목 원인 및 개선 효과는 Part 5에서 별도로 분석하였다.</w:t>
+        <w:t>RUN_ID 41을 기준으로 검증한 결과 ORDERS 100,000건, ORDER_ITEMS 200,000건, SHIPMENTS 100,000건이 생성되었다. 고객·사원·상품 참조와 주문·배송 고객 일치는 정상으로 확인되었다. 다만 배송업체 유형 조건과 고객별 배송지 순번은 PK·FK 외의 업무규칙에 해당하며, 별도 검증에서 각각 100,000건과 376건의 불일치가 확인되었다. 이에 본 Part에서는 기본 참조무결성과 주문 구성의 정상 여부를 확인하는 동시에, 현재 구현이 보완해야 할 업무규칙도 함께 정리하였다.</w:t>
       </w:r>
     </w:p>
     <w:p>
@@ -365,7 +360,30 @@
         <w:pStyle w:val="2"/>
       </w:pPr>
       <w:r>
-        <w:t>2) 대상 테이블 관계 및 정합성 설계</w:t>
+        <w:t>2) 방법론</w:t>
+      </w:r>
+    </w:p>
+    <w:p>
+      <w:r>
+        <w:t>대량 테스트 데이터를 생성할 때는 임의의 숫자를 직접 입력하기보다 기존 기준 테이블에 존재하는 키를 사용하여 참조무결성을 먼저 보장해야 한다. 본 실습에서는 고객·상품·사원·배송업체의 유효 ID를 사전에 확보하고, 주문 단위 트랜잭션과 실행 범위 추적을 중심으로 구현하였다.</w:t>
+      </w:r>
+    </w:p>
+    <w:p>
+      <w:r>
+        <w:t>집합 기반 SQL은 대량 입력 성능에 유리하지만, 본 과제는 주문 1건의 ORDERS, ORDER_ITEMS, SHIPMENTS 입력을 하나의 트랜잭션으로 확정해야 한다. 따라서 주문별 트랜잭션 경계를 구현하기 위해 PL/SQL 반복 구조를 사용하였다.</w:t>
+      </w:r>
+    </w:p>
+    <w:p>
+      <w:r>
+        <w:t>대신 커밋 단위와 무관한 기준정보 조회는 BULK COLLECT로 한 번만 수행하였다. 즉 주문 생성 DML은 절차적으로 처리하고, 고객·상품·사원 ID 확보는 집합 기반으로 처리하여 반복 조회 비용을 줄였다.</w:t>
+      </w:r>
+    </w:p>
+    <w:p>
+      <w:pPr>
+        <w:pStyle w:val="2"/>
+      </w:pPr>
+      <w:r>
+        <w:t>3) 대상 테이블 관계 및 정합성 설계</w:t>
       </w:r>
     </w:p>
     <w:p>
@@ -624,7 +642,7 @@
               <w:rPr>
                 <w:sz w:val="19"/>
               </w:rPr>
-              <w:t>ORDERS와 동일 고객, 배송업체 유형 3 사용</w:t>
+              <w:t>ORDERS와 동일 고객 사용, 배송업체는 CORPORATIONS 실제 ID 사용</w:t>
             </w:r>
           </w:p>
         </w:tc>
@@ -667,12 +685,17 @@
     </w:p>
     <w:p>
       <w:r>
-        <w:t>FK 정합성을 보장하기 위해 고객·상품·사원 ID를 임의의 숫자로 생성하지 않고, 각 기준 테이블에 실제로 존재하는 ID 목록을 실행 전에 컬렉션으로 적재하였다. 반복문에서는 해당 컬렉션 내부의 값만 선택하므로 존재하지 않는 고객·상품·사원 ID가 입력될 수 없다. 배송업체는 CORPORATION_TYPE='3'인 협력업체 중 실제 존재하는 ID를 사용하였다.</w:t>
-      </w:r>
-    </w:p>
-    <w:p>
-      <w:r>
-        <w:t>본 구현은 데이터베이스의 PK·FK 정합성을 보장한다. 다만 SHIP_ADDR_ORD_NUM=1과 테스트용 주문가격은 FK로 강제되는 항목이 아니므로, 실제 운영 수준의 배송지·가격 업무규칙까지 모두 검증한 것은 아니다. 본문은 기존 PK·FK 제약을 기준으로 참조무결성을 검증하였다.</w:t>
+        <w:t>고객·상품·사원 ID는 각 기준 테이블에 실제로 존재하는 값을 배치 실행 전에 컬렉션으로 적재하고, 반복문에서는 컬렉션 내부의 값만 선택하였다. 이에 따라 고객·상품·사원에 대한 미존재 참조값은 생성되지 않았다.</w:t>
+      </w:r>
+    </w:p>
+    <w:p>
+      <w:r>
+        <w:t>배송업체 역시 CORPORATIONS의 실제 ID를 참조하여 FK 자체는 유지되었다. 다만 별도 업무규칙 검증 결과, 생성된 100,000건이 CORPORATION_TYPE='3' 조건을 만족하지 않는 것으로 확인되었다. 따라서 현재 구현은 배송업체 FK는 보장하지만 배송업체 유형 조건은 보완이 필요한 상태로 평가하였다.</w:t>
+      </w:r>
+    </w:p>
+    <w:p>
+      <w:r>
+        <w:t>또한 SHIP_ADDR_ORD_NUM=1은 복합 FK로 강제되지 않으므로 고객별 실제 배송지 순번과의 일치 여부를 별도로 검증하였다. 그 결과 376건의 불일치가 확인되었다. 테스트용 주문가격 역시 별도의 가격 정책을 검증한 값은 아니다.</w:t>
       </w:r>
     </w:p>
     <w:p>
@@ -685,7 +708,7 @@
     </w:p>
     <w:p>
       <w:r>
-        <w:t>주문 1건에 해당하는 ORDERS, ORDER_ITEMS, SHIPMENTS 입력을 하나의 트랜잭션으로 처리하고, 세 테이블 입력이 모두 성공한 경우에만 COMMIT하였다. 오류가 발생하면 현재 주문에서 수행된 미커밋 DML을 ROLLBACK한 뒤 실행 로그만 오류 상태로 기록하도록 구성하였다. 이를 통해 이전에 정상 커밋된 주문은 유지하고, 실패한 주문의 부분 데이터는 남지 않도록 하였다.</w:t>
+        <w:t>주문 1건에 해당하는 ORDERS, ORDER_ITEMS, SHIPMENTS 입력을 하나의 트랜잭션 단위로 처리하였다. 세 테이블의 입력이 모두 성공한 경우에만 COMMIT하고, 오류가 발생하면 현재 주문의 미커밋 DML을 ROLLBACK한 뒤 로그 상태를 갱신하도록 구성하였다. 이를 통해 이전 반복에서 정상 커밋된 주문은 유지하고, 실패한 주문의 헤더·상세·배송 데이터가 일부만 남는 현상을 방지하였다.</w:t>
       </w:r>
     </w:p>
     <w:p>
@@ -711,7 +734,7 @@
         <w:pStyle w:val="2"/>
       </w:pPr>
       <w:r>
-        <w:t>3) 대량 주문 생성 프로그램 구현</w:t>
+        <w:t>4) 대량 주문 생성 프로그램 구현</w:t>
       </w:r>
     </w:p>
     <w:p>
@@ -886,6 +909,33 @@
       </w:tr>
     </w:tbl>
     <w:p>
+      <w:pPr>
+        <w:pStyle w:val="a5"/>
+        <w:jc w:val="center"/>
+      </w:pPr>
+      <w:r>
+        <w:t>Table 4-</w:t>
+      </w:r>
+      <w:r>
+        <w:fldChar w:fldCharType="begin"/>
+      </w:r>
+      <w:r>
+        <w:instrText xml:space="preserve"> SEQ Table \* ARABIC </w:instrText>
+      </w:r>
+      <w:r>
+        <w:fldChar w:fldCharType="separate"/>
+      </w:r>
+      <w:r>
+        <w:t>3</w:t>
+      </w:r>
+      <w:r>
+        <w:fldChar w:fldCharType="end"/>
+      </w:r>
+      <w:r>
+        <w:t>. Part 4 배치 지원 객체 구성</w:t>
+      </w:r>
+    </w:p>
+    <w:p>
       <w:r>
         <w:t>GEN_ORDERS_NAIVE와 GEN_ORDERS_PARTIAL은 성능 병목과 개선 기여도를 측정하기 위한 비교용 프로시저이며, 상세 내용은 Part 5에서 다룬다.</w:t>
       </w:r>
@@ -901,7 +951,7 @@
           <w:rFonts w:ascii="Consolas" w:hAnsi="Consolas" w:eastAsia="Consolas"/>
           <w:sz w:val="19"/>
         </w:rPr>
-        <w:t>CREATE TABLE BATCH_RUN_LOG (</w:t>
+        <w:t>CREATE TABLE BO.BATCH_RUN_LOG (</w:t>
       </w:r>
       <w:r>
         <w:br/>
@@ -911,7 +961,7 @@
           <w:rFonts w:ascii="Consolas" w:hAnsi="Consolas" w:eastAsia="Consolas"/>
           <w:sz w:val="19"/>
         </w:rPr>
-        <w:t xml:space="preserve">    RUN_ID          NUMBER GENERATED ALWAYS AS IDENTITY PRIMARY KEY,</w:t>
+        <w:t xml:space="preserve">    RUN_ID         NUMBER GENERATED ALWAYS AS IDENTITY,</w:t>
       </w:r>
       <w:r>
         <w:br/>
@@ -921,7 +971,7 @@
           <w:rFonts w:ascii="Consolas" w:hAnsi="Consolas" w:eastAsia="Consolas"/>
           <w:sz w:val="19"/>
         </w:rPr>
-        <w:t xml:space="preserve">    RUN_TYPE        VARCHAR2(20),</w:t>
+        <w:t xml:space="preserve">    RUN_TYPE       VARCHAR2(20)  NOT NULL,</w:t>
       </w:r>
       <w:r>
         <w:br/>
@@ -931,7 +981,7 @@
           <w:rFonts w:ascii="Consolas" w:hAnsi="Consolas" w:eastAsia="Consolas"/>
           <w:sz w:val="19"/>
         </w:rPr>
-        <w:t xml:space="preserve">    TARGET_CNT      NUMBER,</w:t>
+        <w:t xml:space="preserve">    TARGET_CNT     NUMBER        NOT NULL,</w:t>
       </w:r>
       <w:r>
         <w:br/>
@@ -941,7 +991,7 @@
           <w:rFonts w:ascii="Consolas" w:hAnsi="Consolas" w:eastAsia="Consolas"/>
           <w:sz w:val="19"/>
         </w:rPr>
-        <w:t xml:space="preserve">    START_ORDER_ID  NUMBER,</w:t>
+        <w:t xml:space="preserve">    START_ORDER_ID NUMBER,</w:t>
       </w:r>
       <w:r>
         <w:br/>
@@ -951,7 +1001,7 @@
           <w:rFonts w:ascii="Consolas" w:hAnsi="Consolas" w:eastAsia="Consolas"/>
           <w:sz w:val="19"/>
         </w:rPr>
-        <w:t xml:space="preserve">    END_ORDER_ID    NUMBER,</w:t>
+        <w:t xml:space="preserve">    END_ORDER_ID   NUMBER,</w:t>
       </w:r>
       <w:r>
         <w:br/>
@@ -961,7 +1011,7 @@
           <w:rFonts w:ascii="Consolas" w:hAnsi="Consolas" w:eastAsia="Consolas"/>
           <w:sz w:val="19"/>
         </w:rPr>
-        <w:t xml:space="preserve">    START_TS        TIMESTAMP,</w:t>
+        <w:t xml:space="preserve">    START_TS       TIMESTAMP     NOT NULL,</w:t>
       </w:r>
       <w:r>
         <w:br/>
@@ -971,7 +1021,7 @@
           <w:rFonts w:ascii="Consolas" w:hAnsi="Consolas" w:eastAsia="Consolas"/>
           <w:sz w:val="19"/>
         </w:rPr>
-        <w:t xml:space="preserve">    END_TS          TIMESTAMP,</w:t>
+        <w:t xml:space="preserve">    END_TS         TIMESTAMP,</w:t>
       </w:r>
       <w:r>
         <w:br/>
@@ -981,7 +1031,7 @@
           <w:rFonts w:ascii="Consolas" w:hAnsi="Consolas" w:eastAsia="Consolas"/>
           <w:sz w:val="19"/>
         </w:rPr>
-        <w:t xml:space="preserve">    ELAPSED_SEC     NUMBER,</w:t>
+        <w:t xml:space="preserve">    ELAPSED_SEC    NUMBER,</w:t>
       </w:r>
       <w:r>
         <w:br/>
@@ -991,7 +1041,7 @@
           <w:rFonts w:ascii="Consolas" w:hAnsi="Consolas" w:eastAsia="Consolas"/>
           <w:sz w:val="19"/>
         </w:rPr>
-        <w:t xml:space="preserve">    STATUS          VARCHAR2(20),</w:t>
+        <w:t xml:space="preserve">    STATUS         VARCHAR2(20)  NOT NULL,</w:t>
       </w:r>
       <w:r>
         <w:br/>
@@ -1001,7 +1051,17 @@
           <w:rFonts w:ascii="Consolas" w:hAnsi="Consolas" w:eastAsia="Consolas"/>
           <w:sz w:val="19"/>
         </w:rPr>
-        <w:t xml:space="preserve">    ERROR_MSG       VARCHAR2(4000)</w:t>
+        <w:t xml:space="preserve">    ERROR_MSG      VARCHAR2(4000),</w:t>
+      </w:r>
+      <w:r>
+        <w:br/>
+      </w:r>
+      <w:r>
+        <w:rPr>
+          <w:rFonts w:ascii="Consolas" w:hAnsi="Consolas" w:eastAsia="Consolas"/>
+          <w:sz w:val="19"/>
+        </w:rPr>
+        <w:t xml:space="preserve">    CONSTRAINT BATCH_RUN_LOG_PK PRIMARY KEY (RUN_ID)</w:t>
       </w:r>
       <w:r>
         <w:br/>
@@ -1016,6 +1076,19 @@
     </w:p>
     <w:p>
       <w:pPr>
+        <w:pStyle w:val="a5"/>
+      </w:pPr>
+      <w:r>
+        <w:t>Code 4-1. 배치 실행 이력 관리를 위한 BATCH_RUN_LOG 정의</w:t>
+      </w:r>
+    </w:p>
+    <w:p>
+      <w:r>
+        <w:t>BATCH_RUN_LOG는 실행별 목표 건수, 생성 주문번호 범위, 시작·종료 시각, 수행시간, 상태 및 오류 메시지를 기록한다. 전체 객체 생성 및 시퀀스 동기화 코드는 Appendix B-1에 수록한다.</w:t>
+      </w:r>
+    </w:p>
+    <w:p>
+      <w:pPr>
         <w:pStyle w:val="3"/>
       </w:pPr>
       <w:r>
@@ -1024,51 +1097,31 @@
     </w:p>
     <w:p>
       <w:r>
-        <w:t>최종 배치 프로시저의 ORDER_ID는 ORDER_ID_SEQ.NEXTVAL만 사용하였다. 실행 전 시퀀스의 다음 값이 현재 MAX(ORDER_ID)보다 큰지 확인하여 기존 주문과의 PK 충돌을 방지하였다.</w:t>
-      </w:r>
-    </w:p>
-    <w:p>
-      <w:r>
-        <w:t>동일한 ORDER_ID 컬럼에 MAX(ORDER_ID)+1과 시퀀스 채번을 혼용하면 시퀀스 값이 기존 주문 ID보다 뒤처져 PK 충돌(ORA-00001)이 발생할 수 있다. 실제로 초기 실행(RUN_ID=2, OPTIMIZED)에서 이 혼용으로 인해 ORA-00001(unique constraint BO.ORDERS_PK violated)이 발생하여 STATUS=ERROR로 기록되었으므로, 최종 구현에서는 ORDER_ID_SEQ.NEXTVAL 방식으로 통일하였다.</w:t>
+        <w:t>최종 배치 프로시저는 신규 주문번호 발급에 ORDER_ID_SEQ.NEXTVAL만 사용하였다. 그러나 시퀀스와 테이블의 최대 주문번호는 자동으로 동기화되지 않으므로, 실행 전 두 값을 비교하였다.</w:t>
+      </w:r>
+    </w:p>
+    <w:p>
+      <w:r>
+        <w:t>점검 결과 ORDERS의 최대 주문번호는 90104482였고 시퀀스의 다음 값은 90104011로 확인되었다. 시퀀스가 기존 데이터보다 471만큼 뒤처져 있어 그대로 실행하면 기존 PK와 충돌할 가능성이 있었다. 이에 증가값을 일시적으로 472로 변경하여 시퀀스를 90104483까지 전진시킨 후 증가값을 다시 1로 복구하였다.</w:t>
+      </w:r>
+    </w:p>
+    <w:p>
+      <w:r>
+        <w:t>재동기화에 사용된 90104483은 시퀀스 확인 과정에서 소비되었으며, 최종 RUN_ID 41 배치는 90104484부터 시작하였다. 시퀀스 번호에 공백이 발생하는 것은 정상적인 동작이며, 중요한 조건은 신규 값이 기존 최대 주문번호보다 큰 상태를 유지하는 것이다.</w:t>
       </w:r>
     </w:p>
     <w:p>
       <w:pPr>
         <w:jc w:val="center"/>
-      </w:pPr>
-      <w:r>
-        <w:drawing>
-          <wp:inline xmlns:a="http://schemas.openxmlformats.org/drawingml/2006/main" xmlns:pic="http://schemas.openxmlformats.org/drawingml/2006/picture">
-            <wp:extent cx="4206240" cy="446049"/>
-            <wp:docPr id="1" name="Picture 1"/>
-            <wp:cNvGraphicFramePr>
-              <a:graphicFrameLocks noChangeAspect="1"/>
-            </wp:cNvGraphicFramePr>
-            <a:graphic>
-              <a:graphicData uri="http://schemas.openxmlformats.org/drawingml/2006/picture">
-                <pic:pic>
-                  <pic:nvPicPr>
-                    <pic:cNvPr id="0" name="fig41.png"/>
-                    <pic:cNvPicPr/>
-                  </pic:nvPicPr>
-                  <pic:blipFill>
-                    <a:blip r:embed="rId12"/>
-                    <a:stretch>
-                      <a:fillRect/>
-                    </a:stretch>
-                  </pic:blipFill>
-                  <pic:spPr>
-                    <a:xfrm>
-                      <a:off x="0" y="0"/>
-                      <a:ext cx="4206240" cy="446049"/>
-                    </a:xfrm>
-                    <a:prstGeom prst="rect"/>
-                  </pic:spPr>
-                </pic:pic>
-              </a:graphicData>
-            </a:graphic>
-          </wp:inline>
-        </w:drawing>
+        <w:shd w:val="clear" w:fill="FBEAE7"/>
+      </w:pPr>
+      <w:r>
+        <w:rPr>
+          <w:i/>
+          <w:color w:val="B03A2E"/>
+          <w:sz w:val="20"/>
+        </w:rPr>
+        <w:t>［ 7.14 결과 화면 fig4-1_sequence_sync 삽입 — 재동기화 전 MAX 90104482 / SEQ 90104011, 재동기화 후 90104483 ］</w:t>
       </w:r>
     </w:p>
     <w:p>
@@ -1095,7 +1148,264 @@
         <w:fldChar w:fldCharType="end"/>
       </w:r>
       <w:r>
-        <w:t>. ORDER_ID 최대값과 시퀀스 NEXTVAL 비교 결과</w:t>
+        <w:t>. 최종 배치 실행 전 시퀀스 불일치 확인 및 재동기화 결과</w:t>
+      </w:r>
+    </w:p>
+    <w:tbl>
+      <w:tblPr>
+        <w:tblStyle w:val="a4"/>
+        <w:tblW w:type="auto" w:w="0"/>
+        <w:tblLook w:firstColumn="1" w:firstRow="1" w:lastColumn="0" w:lastRow="0" w:noHBand="0" w:noVBand="1" w:val="04A0"/>
+      </w:tblPr>
+      <w:tblGrid>
+        <w:gridCol w:w="2256"/>
+        <w:gridCol w:w="2256"/>
+        <w:gridCol w:w="2256"/>
+        <w:gridCol w:w="2256"/>
+      </w:tblGrid>
+      <w:tr>
+        <w:tc>
+          <w:tcPr>
+            <w:tcW w:type="dxa" w:w="2256"/>
+          </w:tcPr>
+          <w:p>
+            <w:r/>
+            <w:r>
+              <w:rPr>
+                <w:b/>
+                <w:sz w:val="19"/>
+              </w:rPr>
+              <w:t>단계</w:t>
+            </w:r>
+          </w:p>
+        </w:tc>
+        <w:tc>
+          <w:tcPr>
+            <w:tcW w:type="dxa" w:w="2256"/>
+          </w:tcPr>
+          <w:p>
+            <w:r/>
+            <w:r>
+              <w:rPr>
+                <w:b/>
+                <w:sz w:val="19"/>
+              </w:rPr>
+              <w:t>MAX_ORDER_ID</w:t>
+            </w:r>
+          </w:p>
+        </w:tc>
+        <w:tc>
+          <w:tcPr>
+            <w:tcW w:type="dxa" w:w="2256"/>
+          </w:tcPr>
+          <w:p>
+            <w:r/>
+            <w:r>
+              <w:rPr>
+                <w:b/>
+                <w:sz w:val="19"/>
+              </w:rPr>
+              <w:t>시퀀스 값</w:t>
+            </w:r>
+          </w:p>
+        </w:tc>
+        <w:tc>
+          <w:tcPr>
+            <w:tcW w:type="dxa" w:w="2256"/>
+          </w:tcPr>
+          <w:p>
+            <w:r/>
+            <w:r>
+              <w:rPr>
+                <w:b/>
+                <w:sz w:val="19"/>
+              </w:rPr>
+              <w:t>판정</w:t>
+            </w:r>
+          </w:p>
+        </w:tc>
+      </w:tr>
+      <w:tr>
+        <w:tc>
+          <w:tcPr>
+            <w:tcW w:type="dxa" w:w="2256"/>
+          </w:tcPr>
+          <w:p>
+            <w:r/>
+            <w:r>
+              <w:rPr>
+                <w:sz w:val="19"/>
+              </w:rPr>
+              <w:t>재동기화 전</w:t>
+            </w:r>
+          </w:p>
+        </w:tc>
+        <w:tc>
+          <w:tcPr>
+            <w:tcW w:type="dxa" w:w="2256"/>
+          </w:tcPr>
+          <w:p>
+            <w:r/>
+            <w:r>
+              <w:rPr>
+                <w:sz w:val="19"/>
+              </w:rPr>
+              <w:t>90104482</w:t>
+            </w:r>
+          </w:p>
+        </w:tc>
+        <w:tc>
+          <w:tcPr>
+            <w:tcW w:type="dxa" w:w="2256"/>
+          </w:tcPr>
+          <w:p>
+            <w:r/>
+            <w:r>
+              <w:rPr>
+                <w:sz w:val="19"/>
+              </w:rPr>
+              <w:t>90104011</w:t>
+            </w:r>
+          </w:p>
+        </w:tc>
+        <w:tc>
+          <w:tcPr>
+            <w:tcW w:type="dxa" w:w="2256"/>
+          </w:tcPr>
+          <w:p>
+            <w:r/>
+            <w:r>
+              <w:rPr>
+                <w:sz w:val="19"/>
+              </w:rPr>
+              <w:t>위험: 기존 PK와 충돌 가능</w:t>
+            </w:r>
+          </w:p>
+        </w:tc>
+      </w:tr>
+      <w:tr>
+        <w:tc>
+          <w:tcPr>
+            <w:tcW w:type="dxa" w:w="2256"/>
+          </w:tcPr>
+          <w:p>
+            <w:r/>
+            <w:r>
+              <w:rPr>
+                <w:sz w:val="19"/>
+              </w:rPr>
+              <w:t>재동기화 후</w:t>
+            </w:r>
+          </w:p>
+        </w:tc>
+        <w:tc>
+          <w:tcPr>
+            <w:tcW w:type="dxa" w:w="2256"/>
+          </w:tcPr>
+          <w:p>
+            <w:r/>
+            <w:r>
+              <w:rPr>
+                <w:sz w:val="19"/>
+              </w:rPr>
+              <w:t>90104482</w:t>
+            </w:r>
+          </w:p>
+        </w:tc>
+        <w:tc>
+          <w:tcPr>
+            <w:tcW w:type="dxa" w:w="2256"/>
+          </w:tcPr>
+          <w:p>
+            <w:r/>
+            <w:r>
+              <w:rPr>
+                <w:sz w:val="19"/>
+              </w:rPr>
+              <w:t>90104483</w:t>
+            </w:r>
+          </w:p>
+        </w:tc>
+        <w:tc>
+          <w:tcPr>
+            <w:tcW w:type="dxa" w:w="2256"/>
+          </w:tcPr>
+          <w:p>
+            <w:r/>
+            <w:r>
+              <w:rPr>
+                <w:sz w:val="19"/>
+              </w:rPr>
+              <w:t>정상: 기존 최대값보다 큼</w:t>
+            </w:r>
+          </w:p>
+        </w:tc>
+      </w:tr>
+      <w:tr>
+        <w:tc>
+          <w:tcPr>
+            <w:tcW w:type="dxa" w:w="2256"/>
+          </w:tcPr>
+          <w:p>
+            <w:r/>
+            <w:r>
+              <w:rPr>
+                <w:sz w:val="19"/>
+              </w:rPr>
+              <w:t>최종 배치 시작</w:t>
+            </w:r>
+          </w:p>
+        </w:tc>
+        <w:tc>
+          <w:tcPr>
+            <w:tcW w:type="dxa" w:w="2256"/>
+          </w:tcPr>
+          <w:p>
+            <w:r/>
+            <w:r>
+              <w:rPr>
+                <w:sz w:val="19"/>
+              </w:rPr>
+              <w:t>-</w:t>
+            </w:r>
+          </w:p>
+        </w:tc>
+        <w:tc>
+          <w:tcPr>
+            <w:tcW w:type="dxa" w:w="2256"/>
+          </w:tcPr>
+          <w:p>
+            <w:r/>
+            <w:r>
+              <w:rPr>
+                <w:sz w:val="19"/>
+              </w:rPr>
+              <w:t>90104484</w:t>
+            </w:r>
+          </w:p>
+        </w:tc>
+        <w:tc>
+          <w:tcPr>
+            <w:tcW w:type="dxa" w:w="2256"/>
+          </w:tcPr>
+          <w:p>
+            <w:r/>
+            <w:r>
+              <w:rPr>
+                <w:sz w:val="19"/>
+              </w:rPr>
+              <w:t>RUN_ID 41 시작값</w:t>
+            </w:r>
+          </w:p>
+        </w:tc>
+      </w:tr>
+    </w:tbl>
+    <w:p>
+      <w:pPr>
+        <w:pStyle w:val="3"/>
+      </w:pPr>
+      <w:r>
+        <w:t>③ 최종 배치 프로시저 처리 흐름</w:t>
       </w:r>
     </w:p>
     <w:tbl>
@@ -1121,7 +1431,7 @@
                 <w:b/>
                 <w:sz w:val="19"/>
               </w:rPr>
-              <w:t>MAX_ORDER_ID</w:t>
+              <w:t>단계</w:t>
             </w:r>
           </w:p>
         </w:tc>
@@ -1136,7 +1446,7 @@
                 <w:b/>
                 <w:sz w:val="19"/>
               </w:rPr>
-              <w:t>SEQ_NEXTVAL</w:t>
+              <w:t>처리 내용</w:t>
             </w:r>
           </w:p>
         </w:tc>
@@ -1151,7 +1461,7 @@
                 <w:b/>
                 <w:sz w:val="19"/>
               </w:rPr>
-              <w:t>CHECK_RESULT</w:t>
+              <w:t>정합성 목적</w:t>
             </w:r>
           </w:p>
         </w:tc>
@@ -1167,509 +1477,393 @@
               <w:rPr>
                 <w:sz w:val="19"/>
               </w:rPr>
-              <w:t>90103011</w:t>
-            </w:r>
-          </w:p>
-        </w:tc>
-        <w:tc>
-          <w:tcPr>
-            <w:tcW w:type="dxa" w:w="3009"/>
-          </w:tcPr>
-          <w:p>
-            <w:r/>
-            <w:r>
-              <w:rPr>
-                <w:sz w:val="19"/>
-              </w:rPr>
-              <w:t>90103012</w:t>
-            </w:r>
-          </w:p>
-        </w:tc>
-        <w:tc>
-          <w:tcPr>
-            <w:tcW w:type="dxa" w:w="3009"/>
-          </w:tcPr>
-          <w:p>
-            <w:r/>
-            <w:r>
-              <w:rPr>
-                <w:sz w:val="19"/>
-              </w:rPr>
-              <w:t>정상: 충돌 가능성 낮음</w:t>
+              <w:t>1</w:t>
+            </w:r>
+          </w:p>
+        </w:tc>
+        <w:tc>
+          <w:tcPr>
+            <w:tcW w:type="dxa" w:w="3009"/>
+          </w:tcPr>
+          <w:p>
+            <w:r/>
+            <w:r>
+              <w:rPr>
+                <w:sz w:val="19"/>
+              </w:rPr>
+              <w:t>유효 고객·상품·사원 ID 컬렉션 적재</w:t>
+            </w:r>
+          </w:p>
+        </w:tc>
+        <w:tc>
+          <w:tcPr>
+            <w:tcW w:type="dxa" w:w="3009"/>
+          </w:tcPr>
+          <w:p>
+            <w:r/>
+            <w:r>
+              <w:rPr>
+                <w:sz w:val="19"/>
+              </w:rPr>
+              <w:t>존재하지 않는 FK 값 입력 방지</w:t>
+            </w:r>
+          </w:p>
+        </w:tc>
+      </w:tr>
+      <w:tr>
+        <w:tc>
+          <w:tcPr>
+            <w:tcW w:type="dxa" w:w="3009"/>
+          </w:tcPr>
+          <w:p>
+            <w:r/>
+            <w:r>
+              <w:rPr>
+                <w:sz w:val="19"/>
+              </w:rPr>
+              <w:t>2</w:t>
+            </w:r>
+          </w:p>
+        </w:tc>
+        <w:tc>
+          <w:tcPr>
+            <w:tcW w:type="dxa" w:w="3009"/>
+          </w:tcPr>
+          <w:p>
+            <w:r/>
+            <w:r>
+              <w:rPr>
+                <w:sz w:val="19"/>
+              </w:rPr>
+              <w:t>배송업체 ID 확보</w:t>
+            </w:r>
+          </w:p>
+        </w:tc>
+        <w:tc>
+          <w:tcPr>
+            <w:tcW w:type="dxa" w:w="3009"/>
+          </w:tcPr>
+          <w:p>
+            <w:r/>
+            <w:r>
+              <w:rPr>
+                <w:sz w:val="19"/>
+              </w:rPr>
+              <w:t>배송업체 FK 유지</w:t>
+            </w:r>
+          </w:p>
+        </w:tc>
+      </w:tr>
+      <w:tr>
+        <w:tc>
+          <w:tcPr>
+            <w:tcW w:type="dxa" w:w="3009"/>
+          </w:tcPr>
+          <w:p>
+            <w:r/>
+            <w:r>
+              <w:rPr>
+                <w:sz w:val="19"/>
+              </w:rPr>
+              <w:t>3</w:t>
+            </w:r>
+          </w:p>
+        </w:tc>
+        <w:tc>
+          <w:tcPr>
+            <w:tcW w:type="dxa" w:w="3009"/>
+          </w:tcPr>
+          <w:p>
+            <w:r/>
+            <w:r>
+              <w:rPr>
+                <w:sz w:val="19"/>
+              </w:rPr>
+              <w:t>BATCH_RUN_LOG에 RUNNING 기록</w:t>
+            </w:r>
+          </w:p>
+        </w:tc>
+        <w:tc>
+          <w:tcPr>
+            <w:tcW w:type="dxa" w:w="3009"/>
+          </w:tcPr>
+          <w:p>
+            <w:r/>
+            <w:r>
+              <w:rPr>
+                <w:sz w:val="19"/>
+              </w:rPr>
+              <w:t>실행 단위 추적</w:t>
+            </w:r>
+          </w:p>
+        </w:tc>
+      </w:tr>
+      <w:tr>
+        <w:tc>
+          <w:tcPr>
+            <w:tcW w:type="dxa" w:w="3009"/>
+          </w:tcPr>
+          <w:p>
+            <w:r/>
+            <w:r>
+              <w:rPr>
+                <w:sz w:val="19"/>
+              </w:rPr>
+              <w:t>4</w:t>
+            </w:r>
+          </w:p>
+        </w:tc>
+        <w:tc>
+          <w:tcPr>
+            <w:tcW w:type="dxa" w:w="3009"/>
+          </w:tcPr>
+          <w:p>
+            <w:r/>
+            <w:r>
+              <w:rPr>
+                <w:sz w:val="19"/>
+              </w:rPr>
+              <w:t>ORDER_ID_SEQ.NEXTVAL 채번</w:t>
+            </w:r>
+          </w:p>
+        </w:tc>
+        <w:tc>
+          <w:tcPr>
+            <w:tcW w:type="dxa" w:w="3009"/>
+          </w:tcPr>
+          <w:p>
+            <w:r/>
+            <w:r>
+              <w:rPr>
+                <w:sz w:val="19"/>
+              </w:rPr>
+              <w:t>기존 PK와 충돌 방지</w:t>
+            </w:r>
+          </w:p>
+        </w:tc>
+      </w:tr>
+      <w:tr>
+        <w:tc>
+          <w:tcPr>
+            <w:tcW w:type="dxa" w:w="3009"/>
+          </w:tcPr>
+          <w:p>
+            <w:r/>
+            <w:r>
+              <w:rPr>
+                <w:sz w:val="19"/>
+              </w:rPr>
+              <w:t>5</w:t>
+            </w:r>
+          </w:p>
+        </w:tc>
+        <w:tc>
+          <w:tcPr>
+            <w:tcW w:type="dxa" w:w="3009"/>
+          </w:tcPr>
+          <w:p>
+            <w:r/>
+            <w:r>
+              <w:rPr>
+                <w:sz w:val="19"/>
+              </w:rPr>
+              <w:t>ORDERS 1건 입력</w:t>
+            </w:r>
+          </w:p>
+        </w:tc>
+        <w:tc>
+          <w:tcPr>
+            <w:tcW w:type="dxa" w:w="3009"/>
+          </w:tcPr>
+          <w:p>
+            <w:r/>
+            <w:r>
+              <w:rPr>
+                <w:sz w:val="19"/>
+              </w:rPr>
+              <w:t>주문 헤더 생성</w:t>
+            </w:r>
+          </w:p>
+        </w:tc>
+      </w:tr>
+      <w:tr>
+        <w:tc>
+          <w:tcPr>
+            <w:tcW w:type="dxa" w:w="3009"/>
+          </w:tcPr>
+          <w:p>
+            <w:r/>
+            <w:r>
+              <w:rPr>
+                <w:sz w:val="19"/>
+              </w:rPr>
+              <w:t>6</w:t>
+            </w:r>
+          </w:p>
+        </w:tc>
+        <w:tc>
+          <w:tcPr>
+            <w:tcW w:type="dxa" w:w="3009"/>
+          </w:tcPr>
+          <w:p>
+            <w:r/>
+            <w:r>
+              <w:rPr>
+                <w:sz w:val="19"/>
+              </w:rPr>
+              <w:t>ORDER_ITEMS 1~3건 입력</w:t>
+            </w:r>
+          </w:p>
+        </w:tc>
+        <w:tc>
+          <w:tcPr>
+            <w:tcW w:type="dxa" w:w="3009"/>
+          </w:tcPr>
+          <w:p>
+            <w:r/>
+            <w:r>
+              <w:rPr>
+                <w:sz w:val="19"/>
+              </w:rPr>
+              <w:t>주문상세 구성</w:t>
+            </w:r>
+          </w:p>
+        </w:tc>
+      </w:tr>
+      <w:tr>
+        <w:tc>
+          <w:tcPr>
+            <w:tcW w:type="dxa" w:w="3009"/>
+          </w:tcPr>
+          <w:p>
+            <w:r/>
+            <w:r>
+              <w:rPr>
+                <w:sz w:val="19"/>
+              </w:rPr>
+              <w:t>7</w:t>
+            </w:r>
+          </w:p>
+        </w:tc>
+        <w:tc>
+          <w:tcPr>
+            <w:tcW w:type="dxa" w:w="3009"/>
+          </w:tcPr>
+          <w:p>
+            <w:r/>
+            <w:r>
+              <w:rPr>
+                <w:sz w:val="19"/>
+              </w:rPr>
+              <w:t>SHIPMENTS 1건 입력</w:t>
+            </w:r>
+          </w:p>
+        </w:tc>
+        <w:tc>
+          <w:tcPr>
+            <w:tcW w:type="dxa" w:w="3009"/>
+          </w:tcPr>
+          <w:p>
+            <w:r/>
+            <w:r>
+              <w:rPr>
+                <w:sz w:val="19"/>
+              </w:rPr>
+              <w:t>배치 생성 주문 기준 배송 1건 생성</w:t>
+            </w:r>
+          </w:p>
+        </w:tc>
+      </w:tr>
+      <w:tr>
+        <w:tc>
+          <w:tcPr>
+            <w:tcW w:type="dxa" w:w="3009"/>
+          </w:tcPr>
+          <w:p>
+            <w:r/>
+            <w:r>
+              <w:rPr>
+                <w:sz w:val="19"/>
+              </w:rPr>
+              <w:t>8</w:t>
+            </w:r>
+          </w:p>
+        </w:tc>
+        <w:tc>
+          <w:tcPr>
+            <w:tcW w:type="dxa" w:w="3009"/>
+          </w:tcPr>
+          <w:p>
+            <w:r/>
+            <w:r>
+              <w:rPr>
+                <w:sz w:val="19"/>
+              </w:rPr>
+              <w:t>주문 단위 COMMIT</w:t>
+            </w:r>
+          </w:p>
+        </w:tc>
+        <w:tc>
+          <w:tcPr>
+            <w:tcW w:type="dxa" w:w="3009"/>
+          </w:tcPr>
+          <w:p>
+            <w:r/>
+            <w:r>
+              <w:rPr>
+                <w:sz w:val="19"/>
+              </w:rPr>
+              <w:t>세 테이블 동시 확정</w:t>
+            </w:r>
+          </w:p>
+        </w:tc>
+      </w:tr>
+      <w:tr>
+        <w:tc>
+          <w:tcPr>
+            <w:tcW w:type="dxa" w:w="3009"/>
+          </w:tcPr>
+          <w:p>
+            <w:r/>
+            <w:r>
+              <w:rPr>
+                <w:sz w:val="19"/>
+              </w:rPr>
+              <w:t>9</w:t>
+            </w:r>
+          </w:p>
+        </w:tc>
+        <w:tc>
+          <w:tcPr>
+            <w:tcW w:type="dxa" w:w="3009"/>
+          </w:tcPr>
+          <w:p>
+            <w:r/>
+            <w:r>
+              <w:rPr>
+                <w:sz w:val="19"/>
+              </w:rPr>
+              <w:t>완료 상태와 ORDER_ID 범위 기록</w:t>
+            </w:r>
+          </w:p>
+        </w:tc>
+        <w:tc>
+          <w:tcPr>
+            <w:tcW w:type="dxa" w:w="3009"/>
+          </w:tcPr>
+          <w:p>
+            <w:r/>
+            <w:r>
+              <w:rPr>
+                <w:sz w:val="19"/>
+              </w:rPr>
+              <w:t>검증 및 Cleanup 기준 확보</w:t>
             </w:r>
           </w:p>
         </w:tc>
       </w:tr>
     </w:tbl>
     <w:p>
-      <w:r>
-        <w:t>ORDER_ID_SEQ.NEXTVAL(90103012)이 현재 MAX(ORDER_ID)(90103011)보다 큰 것을 확인한 뒤 배치를 수행하여 기존 PK와의 충돌 가능성을 차단하였다.</w:t>
-      </w:r>
-    </w:p>
-    <w:p>
-      <w:pPr>
-        <w:pStyle w:val="3"/>
-      </w:pPr>
-      <w:r>
-        <w:t>③ 최종 배치 프로시저 처리 흐름</w:t>
-      </w:r>
-    </w:p>
-    <w:tbl>
-      <w:tblPr>
-        <w:tblStyle w:val="a4"/>
-        <w:tblW w:type="auto" w:w="0"/>
-        <w:tblLook w:firstColumn="1" w:firstRow="1" w:lastColumn="0" w:lastRow="0" w:noHBand="0" w:noVBand="1" w:val="04A0"/>
-      </w:tblPr>
-      <w:tblGrid>
-        <w:gridCol w:w="3009"/>
-        <w:gridCol w:w="3009"/>
-        <w:gridCol w:w="3009"/>
-      </w:tblGrid>
-      <w:tr>
-        <w:tc>
-          <w:tcPr>
-            <w:tcW w:type="dxa" w:w="3009"/>
-          </w:tcPr>
-          <w:p>
-            <w:r/>
-            <w:r>
-              <w:rPr>
-                <w:b/>
-                <w:sz w:val="19"/>
-              </w:rPr>
-              <w:t>단계</w:t>
-            </w:r>
-          </w:p>
-        </w:tc>
-        <w:tc>
-          <w:tcPr>
-            <w:tcW w:type="dxa" w:w="3009"/>
-          </w:tcPr>
-          <w:p>
-            <w:r/>
-            <w:r>
-              <w:rPr>
-                <w:b/>
-                <w:sz w:val="19"/>
-              </w:rPr>
-              <w:t>처리 내용</w:t>
-            </w:r>
-          </w:p>
-        </w:tc>
-        <w:tc>
-          <w:tcPr>
-            <w:tcW w:type="dxa" w:w="3009"/>
-          </w:tcPr>
-          <w:p>
-            <w:r/>
-            <w:r>
-              <w:rPr>
-                <w:b/>
-                <w:sz w:val="19"/>
-              </w:rPr>
-              <w:t>정합성 목적</w:t>
-            </w:r>
-          </w:p>
-        </w:tc>
-      </w:tr>
-      <w:tr>
-        <w:tc>
-          <w:tcPr>
-            <w:tcW w:type="dxa" w:w="3009"/>
-          </w:tcPr>
-          <w:p>
-            <w:r/>
-            <w:r>
-              <w:rPr>
-                <w:sz w:val="19"/>
-              </w:rPr>
-              <w:t>1</w:t>
-            </w:r>
-          </w:p>
-        </w:tc>
-        <w:tc>
-          <w:tcPr>
-            <w:tcW w:type="dxa" w:w="3009"/>
-          </w:tcPr>
-          <w:p>
-            <w:r/>
-            <w:r>
-              <w:rPr>
-                <w:sz w:val="19"/>
-              </w:rPr>
-              <w:t>유효 고객·상품·사원 ID 컬렉션 적재</w:t>
-            </w:r>
-          </w:p>
-        </w:tc>
-        <w:tc>
-          <w:tcPr>
-            <w:tcW w:type="dxa" w:w="3009"/>
-          </w:tcPr>
-          <w:p>
-            <w:r/>
-            <w:r>
-              <w:rPr>
-                <w:sz w:val="19"/>
-              </w:rPr>
-              <w:t>존재하지 않는 FK 입력 방지</w:t>
-            </w:r>
-          </w:p>
-        </w:tc>
-      </w:tr>
-      <w:tr>
-        <w:tc>
-          <w:tcPr>
-            <w:tcW w:type="dxa" w:w="3009"/>
-          </w:tcPr>
-          <w:p>
-            <w:r/>
-            <w:r>
-              <w:rPr>
-                <w:sz w:val="19"/>
-              </w:rPr>
-              <w:t>2</w:t>
-            </w:r>
-          </w:p>
-        </w:tc>
-        <w:tc>
-          <w:tcPr>
-            <w:tcW w:type="dxa" w:w="3009"/>
-          </w:tcPr>
-          <w:p>
-            <w:r/>
-            <w:r>
-              <w:rPr>
-                <w:sz w:val="19"/>
-              </w:rPr>
-              <w:t>배송업체 유형 3의 유효 ID 확보</w:t>
-            </w:r>
-          </w:p>
-        </w:tc>
-        <w:tc>
-          <w:tcPr>
-            <w:tcW w:type="dxa" w:w="3009"/>
-          </w:tcPr>
-          <w:p>
-            <w:r/>
-            <w:r>
-              <w:rPr>
-                <w:sz w:val="19"/>
-              </w:rPr>
-              <w:t>배송업체 FK와 코드 의미 보장</w:t>
-            </w:r>
-          </w:p>
-        </w:tc>
-      </w:tr>
-      <w:tr>
-        <w:tc>
-          <w:tcPr>
-            <w:tcW w:type="dxa" w:w="3009"/>
-          </w:tcPr>
-          <w:p>
-            <w:r/>
-            <w:r>
-              <w:rPr>
-                <w:sz w:val="19"/>
-              </w:rPr>
-              <w:t>3</w:t>
-            </w:r>
-          </w:p>
-        </w:tc>
-        <w:tc>
-          <w:tcPr>
-            <w:tcW w:type="dxa" w:w="3009"/>
-          </w:tcPr>
-          <w:p>
-            <w:r/>
-            <w:r>
-              <w:rPr>
-                <w:sz w:val="19"/>
-              </w:rPr>
-              <w:t>BATCH_RUN_LOG에 RUNNING 기록</w:t>
-            </w:r>
-          </w:p>
-        </w:tc>
-        <w:tc>
-          <w:tcPr>
-            <w:tcW w:type="dxa" w:w="3009"/>
-          </w:tcPr>
-          <w:p>
-            <w:r/>
-            <w:r>
-              <w:rPr>
-                <w:sz w:val="19"/>
-              </w:rPr>
-              <w:t>실행 추적</w:t>
-            </w:r>
-          </w:p>
-        </w:tc>
-      </w:tr>
-      <w:tr>
-        <w:tc>
-          <w:tcPr>
-            <w:tcW w:type="dxa" w:w="3009"/>
-          </w:tcPr>
-          <w:p>
-            <w:r/>
-            <w:r>
-              <w:rPr>
-                <w:sz w:val="19"/>
-              </w:rPr>
-              <w:t>4</w:t>
-            </w:r>
-          </w:p>
-        </w:tc>
-        <w:tc>
-          <w:tcPr>
-            <w:tcW w:type="dxa" w:w="3009"/>
-          </w:tcPr>
-          <w:p>
-            <w:r/>
-            <w:r>
-              <w:rPr>
-                <w:sz w:val="19"/>
-              </w:rPr>
-              <w:t>ORDER_ID_SEQ.NEXTVAL 채번</w:t>
-            </w:r>
-          </w:p>
-        </w:tc>
-        <w:tc>
-          <w:tcPr>
-            <w:tcW w:type="dxa" w:w="3009"/>
-          </w:tcPr>
-          <w:p>
-            <w:r/>
-            <w:r>
-              <w:rPr>
-                <w:sz w:val="19"/>
-              </w:rPr>
-              <w:t>PK 중복 방지</w:t>
-            </w:r>
-          </w:p>
-        </w:tc>
-      </w:tr>
-      <w:tr>
-        <w:tc>
-          <w:tcPr>
-            <w:tcW w:type="dxa" w:w="3009"/>
-          </w:tcPr>
-          <w:p>
-            <w:r/>
-            <w:r>
-              <w:rPr>
-                <w:sz w:val="19"/>
-              </w:rPr>
-              <w:t>5</w:t>
-            </w:r>
-          </w:p>
-        </w:tc>
-        <w:tc>
-          <w:tcPr>
-            <w:tcW w:type="dxa" w:w="3009"/>
-          </w:tcPr>
-          <w:p>
-            <w:r/>
-            <w:r>
-              <w:rPr>
-                <w:sz w:val="19"/>
-              </w:rPr>
-              <w:t>ORDERS 1건 입력</w:t>
-            </w:r>
-          </w:p>
-        </w:tc>
-        <w:tc>
-          <w:tcPr>
-            <w:tcW w:type="dxa" w:w="3009"/>
-          </w:tcPr>
-          <w:p>
-            <w:r/>
-            <w:r>
-              <w:rPr>
-                <w:sz w:val="19"/>
-              </w:rPr>
-              <w:t>주문 헤더 생성</w:t>
-            </w:r>
-          </w:p>
-        </w:tc>
-      </w:tr>
-      <w:tr>
-        <w:tc>
-          <w:tcPr>
-            <w:tcW w:type="dxa" w:w="3009"/>
-          </w:tcPr>
-          <w:p>
-            <w:r/>
-            <w:r>
-              <w:rPr>
-                <w:sz w:val="19"/>
-              </w:rPr>
-              <w:t>6</w:t>
-            </w:r>
-          </w:p>
-        </w:tc>
-        <w:tc>
-          <w:tcPr>
-            <w:tcW w:type="dxa" w:w="3009"/>
-          </w:tcPr>
-          <w:p>
-            <w:r/>
-            <w:r>
-              <w:rPr>
-                <w:sz w:val="19"/>
-              </w:rPr>
-              <w:t>ORDER_ITEMS 1~3건 입력</w:t>
-            </w:r>
-          </w:p>
-        </w:tc>
-        <w:tc>
-          <w:tcPr>
-            <w:tcW w:type="dxa" w:w="3009"/>
-          </w:tcPr>
-          <w:p>
-            <w:r/>
-            <w:r>
-              <w:rPr>
-                <w:sz w:val="19"/>
-              </w:rPr>
-              <w:t>주문 상세 생성</w:t>
-            </w:r>
-          </w:p>
-        </w:tc>
-      </w:tr>
-      <w:tr>
-        <w:tc>
-          <w:tcPr>
-            <w:tcW w:type="dxa" w:w="3009"/>
-          </w:tcPr>
-          <w:p>
-            <w:r/>
-            <w:r>
-              <w:rPr>
-                <w:sz w:val="19"/>
-              </w:rPr>
-              <w:t>7</w:t>
-            </w:r>
-          </w:p>
-        </w:tc>
-        <w:tc>
-          <w:tcPr>
-            <w:tcW w:type="dxa" w:w="3009"/>
-          </w:tcPr>
-          <w:p>
-            <w:r/>
-            <w:r>
-              <w:rPr>
-                <w:sz w:val="19"/>
-              </w:rPr>
-              <w:t>SHIPMENTS 1건 입력</w:t>
-            </w:r>
-          </w:p>
-        </w:tc>
-        <w:tc>
-          <w:tcPr>
-            <w:tcW w:type="dxa" w:w="3009"/>
-          </w:tcPr>
-          <w:p>
-            <w:r/>
-            <w:r>
-              <w:rPr>
-                <w:sz w:val="19"/>
-              </w:rPr>
-              <w:t>주문-배송 1:1 생성</w:t>
-            </w:r>
-          </w:p>
-        </w:tc>
-      </w:tr>
-      <w:tr>
-        <w:tc>
-          <w:tcPr>
-            <w:tcW w:type="dxa" w:w="3009"/>
-          </w:tcPr>
-          <w:p>
-            <w:r/>
-            <w:r>
-              <w:rPr>
-                <w:sz w:val="19"/>
-              </w:rPr>
-              <w:t>8</w:t>
-            </w:r>
-          </w:p>
-        </w:tc>
-        <w:tc>
-          <w:tcPr>
-            <w:tcW w:type="dxa" w:w="3009"/>
-          </w:tcPr>
-          <w:p>
-            <w:r/>
-            <w:r>
-              <w:rPr>
-                <w:sz w:val="19"/>
-              </w:rPr>
-              <w:t>주문 단위 COMMIT</w:t>
-            </w:r>
-          </w:p>
-        </w:tc>
-        <w:tc>
-          <w:tcPr>
-            <w:tcW w:type="dxa" w:w="3009"/>
-          </w:tcPr>
-          <w:p>
-            <w:r/>
-            <w:r>
-              <w:rPr>
-                <w:sz w:val="19"/>
-              </w:rPr>
-              <w:t>3개 테이블 동시 확정</w:t>
-            </w:r>
-          </w:p>
-        </w:tc>
-      </w:tr>
-      <w:tr>
-        <w:tc>
-          <w:tcPr>
-            <w:tcW w:type="dxa" w:w="3009"/>
-          </w:tcPr>
-          <w:p>
-            <w:r/>
-            <w:r>
-              <w:rPr>
-                <w:sz w:val="19"/>
-              </w:rPr>
-              <w:t>9</w:t>
-            </w:r>
-          </w:p>
-        </w:tc>
-        <w:tc>
-          <w:tcPr>
-            <w:tcW w:type="dxa" w:w="3009"/>
-          </w:tcPr>
-          <w:p>
-            <w:r/>
-            <w:r>
-              <w:rPr>
-                <w:sz w:val="19"/>
-              </w:rPr>
-              <w:t>완료 상태와 ORDER_ID 범위 기록</w:t>
-            </w:r>
-          </w:p>
-        </w:tc>
-        <w:tc>
-          <w:tcPr>
-            <w:tcW w:type="dxa" w:w="3009"/>
-          </w:tcPr>
-          <w:p>
-            <w:r/>
-            <w:r>
-              <w:rPr>
-                <w:sz w:val="19"/>
-              </w:rPr>
-              <w:t>검증 및 Cleanup 기준 확보</w:t>
-            </w:r>
-          </w:p>
-        </w:tc>
-      </w:tr>
-    </w:tbl>
-    <w:p>
       <w:pPr>
         <w:pStyle w:val="a5"/>
         <w:jc w:val="center"/>
@@ -1687,7 +1881,7 @@
         <w:fldChar w:fldCharType="separate"/>
       </w:r>
       <w:r>
-        <w:t>3</w:t>
+        <w:t>4</w:t>
       </w:r>
       <w:r>
         <w:fldChar w:fldCharType="end"/>
@@ -1722,7 +1916,7 @@
           <w:rFonts w:ascii="Consolas" w:hAnsi="Consolas" w:eastAsia="Consolas"/>
           <w:sz w:val="19"/>
         </w:rPr>
-        <w:t>SELECT CUST_ID    BULK COLLECT INTO v_cust_ids    FROM CUSTOMERS;</w:t>
+        <w:t>SELECT CUST_ID    BULK COLLECT INTO V_CUST_IDS    FROM BO.CUSTOMERS;</w:t>
       </w:r>
       <w:r>
         <w:br/>
@@ -1732,7 +1926,7 @@
           <w:rFonts w:ascii="Consolas" w:hAnsi="Consolas" w:eastAsia="Consolas"/>
           <w:sz w:val="19"/>
         </w:rPr>
-        <w:t>SELECT PRODUCT_ID BULK COLLECT INTO v_product_ids FROM PRODUCTS;</w:t>
+        <w:t>SELECT PRODUCT_ID BULK COLLECT INTO V_PRODUCT_IDS FROM BO.PRODUCTS;</w:t>
       </w:r>
       <w:r>
         <w:br/>
@@ -1742,7 +1936,7 @@
           <w:rFonts w:ascii="Consolas" w:hAnsi="Consolas" w:eastAsia="Consolas"/>
           <w:sz w:val="19"/>
         </w:rPr>
-        <w:t>SELECT EMP_ID     BULK COLLECT INTO v_emp_ids     FROM EMPLOYEES;</w:t>
+        <w:t>SELECT EMP_ID     BULK COLLECT INTO V_EMP_IDS     FROM BO.EMPLOYEES;</w:t>
       </w:r>
       <w:r>
         <w:br/>
@@ -1752,7 +1946,7 @@
           <w:rFonts w:ascii="Consolas" w:hAnsi="Consolas" w:eastAsia="Consolas"/>
           <w:sz w:val="19"/>
         </w:rPr>
-        <w:t>SELECT MIN(CORPORATION_ID) INTO v_ship_corp_id</w:t>
+        <w:t>SELECT MIN(CORPORATION_ID) INTO V_SHIP_CORP_ID</w:t>
       </w:r>
       <w:r>
         <w:br/>
@@ -1762,21 +1956,16 @@
           <w:rFonts w:ascii="Consolas" w:hAnsi="Consolas" w:eastAsia="Consolas"/>
           <w:sz w:val="19"/>
         </w:rPr>
-        <w:t xml:space="preserve">  FROM CORPORATIONS WHERE CORPORATION_TYPE = '3';</w:t>
-      </w:r>
-    </w:p>
-    <w:p>
-      <w:pPr>
-        <w:spacing w:after="80"/>
-        <w:ind w:left="288"/>
-        <w:shd w:val="clear" w:fill="F2F3F5"/>
-      </w:pPr>
+        <w:t xml:space="preserve">  FROM BO.CORPORATIONS WHERE CORPORATION_TYPE = '3';</w:t>
+      </w:r>
+      <w:r>
+        <w:br/>
+      </w:r>
       <w:r>
         <w:rPr>
           <w:rFonts w:ascii="Consolas" w:hAnsi="Consolas" w:eastAsia="Consolas"/>
           <w:sz w:val="19"/>
         </w:rPr>
-        <w:t>FOR i IN 1..p_count LOOP</w:t>
       </w:r>
       <w:r>
         <w:br/>
@@ -1786,7 +1975,7 @@
           <w:rFonts w:ascii="Consolas" w:hAnsi="Consolas" w:eastAsia="Consolas"/>
           <w:sz w:val="19"/>
         </w:rPr>
-        <w:t xml:space="preserve">    v_new_order_id := ORDER_ID_SEQ.NEXTVAL;</w:t>
+        <w:t>FOR I IN 1 .. P_COUNT LOOP</w:t>
       </w:r>
       <w:r>
         <w:br/>
@@ -1796,7 +1985,7 @@
           <w:rFonts w:ascii="Consolas" w:hAnsi="Consolas" w:eastAsia="Consolas"/>
           <w:sz w:val="19"/>
         </w:rPr>
-        <w:t xml:space="preserve">    v_cust_id := v_cust_ids(TRUNC(DBMS_RANDOM.VALUE(1, v_cust_ids.COUNT + 1)));</w:t>
+        <w:t xml:space="preserve">    V_NEW_ORDER_ID := BO.ORDER_ID_SEQ.NEXTVAL;</w:t>
       </w:r>
       <w:r>
         <w:br/>
@@ -1806,7 +1995,7 @@
           <w:rFonts w:ascii="Consolas" w:hAnsi="Consolas" w:eastAsia="Consolas"/>
           <w:sz w:val="19"/>
         </w:rPr>
-        <w:t xml:space="preserve">    v_emp_id  := v_emp_ids (TRUNC(DBMS_RANDOM.VALUE(1, v_emp_ids.COUNT + 1)));</w:t>
+        <w:t xml:space="preserve">    V_CUST_ID := V_CUST_IDS(1 + TRUNC(DBMS_RANDOM.VALUE(0, V_CUST_CNT)));</w:t>
       </w:r>
       <w:r>
         <w:br/>
@@ -1816,6 +2005,7 @@
           <w:rFonts w:ascii="Consolas" w:hAnsi="Consolas" w:eastAsia="Consolas"/>
           <w:sz w:val="19"/>
         </w:rPr>
+        <w:t xml:space="preserve">    V_EMP_ID  := V_EMP_IDS (1 + TRUNC(DBMS_RANDOM.VALUE(0, V_EMP_CNT)));</w:t>
       </w:r>
       <w:r>
         <w:br/>
@@ -1825,7 +2015,7 @@
           <w:rFonts w:ascii="Consolas" w:hAnsi="Consolas" w:eastAsia="Consolas"/>
           <w:sz w:val="19"/>
         </w:rPr>
-        <w:t xml:space="preserve">    INSERT INTO ORDERS (...);</w:t>
+        <w:t xml:space="preserve">    INSERT INTO BO.ORDERS (...);</w:t>
       </w:r>
       <w:r>
         <w:br/>
@@ -1835,7 +2025,7 @@
           <w:rFonts w:ascii="Consolas" w:hAnsi="Consolas" w:eastAsia="Consolas"/>
           <w:sz w:val="19"/>
         </w:rPr>
-        <w:t xml:space="preserve">    FOR s IN 1..v_item_cnt LOOP</w:t>
+        <w:t xml:space="preserve">    FOR S IN 1 .. (1 + MOD(I,3)) LOOP</w:t>
       </w:r>
       <w:r>
         <w:br/>
@@ -1845,17 +2035,7 @@
           <w:rFonts w:ascii="Consolas" w:hAnsi="Consolas" w:eastAsia="Consolas"/>
           <w:sz w:val="19"/>
         </w:rPr>
-        <w:t xml:space="preserve">        v_product_id := v_product_ids(TRUNC(DBMS_RANDOM.VALUE(1, v_product_ids.COUNT + 1)));</w:t>
-      </w:r>
-      <w:r>
-        <w:br/>
-      </w:r>
-      <w:r>
-        <w:rPr>
-          <w:rFonts w:ascii="Consolas" w:hAnsi="Consolas" w:eastAsia="Consolas"/>
-          <w:sz w:val="19"/>
-        </w:rPr>
-        <w:t xml:space="preserve">        INSERT INTO ORDER_ITEMS (...);</w:t>
+        <w:t xml:space="preserve">        INSERT INTO BO.ORDER_ITEMS (...);</w:t>
       </w:r>
       <w:r>
         <w:br/>
@@ -1875,7 +2055,7 @@
           <w:rFonts w:ascii="Consolas" w:hAnsi="Consolas" w:eastAsia="Consolas"/>
           <w:sz w:val="19"/>
         </w:rPr>
-        <w:t xml:space="preserve">    INSERT INTO SHIPMENTS (...);</w:t>
+        <w:t xml:space="preserve">    INSERT INTO BO.SHIPMENTS (...);</w:t>
       </w:r>
       <w:r>
         <w:br/>
@@ -1885,6 +2065,7 @@
           <w:rFonts w:ascii="Consolas" w:hAnsi="Consolas" w:eastAsia="Consolas"/>
           <w:sz w:val="19"/>
         </w:rPr>
+        <w:t xml:space="preserve">    COMMIT;                          -- 주문 1건의 3개 테이블 확정</w:t>
       </w:r>
       <w:r>
         <w:br/>
@@ -1894,17 +2075,7 @@
           <w:rFonts w:ascii="Consolas" w:hAnsi="Consolas" w:eastAsia="Consolas"/>
           <w:sz w:val="19"/>
         </w:rPr>
-        <w:t xml:space="preserve">    COMMIT;  -- 주문 1건의 3개 테이블 입력이 모두 완료된 후 확정</w:t>
-      </w:r>
-      <w:r>
-        <w:br/>
-      </w:r>
-      <w:r>
-        <w:rPr>
-          <w:rFonts w:ascii="Consolas" w:hAnsi="Consolas" w:eastAsia="Consolas"/>
-          <w:sz w:val="19"/>
-        </w:rPr>
-        <w:t xml:space="preserve">    v_last_committed_order_id := v_new_order_id;</w:t>
+        <w:t xml:space="preserve">    V_LAST_COMMITTED := V_NEW_ORDER_ID;</w:t>
       </w:r>
       <w:r>
         <w:br/>
@@ -1919,6 +2090,14 @@
     </w:p>
     <w:p>
       <w:pPr>
+        <w:pStyle w:val="a5"/>
+      </w:pPr>
+      <w:r>
+        <w:t>Code 4-2. 유효 참조키 사전 적재 및 주문 단위 생성 로직</w:t>
+      </w:r>
+    </w:p>
+    <w:p>
+      <w:pPr>
         <w:pStyle w:val="3"/>
       </w:pPr>
       <w:r>
@@ -1927,7 +2106,12 @@
     </w:p>
     <w:p>
       <w:r>
-        <w:t>최초 컴파일에서는 UPDATE ... SET ERROR_MSG = SQLERRM 구문에서 ORA-00904가 발생하였다. SQLERRM은 PL/SQL 컨텍스트에서 평가되는 함수이므로, 값을 v_err_msg 변수에 먼저 저장한 뒤 SQL문의 바인드 변수로 사용하도록 수정하였다. 또한 예외 처리에서 로그 기록 전에 ROLLBACK을 수행하여, 실패한 현재 주문의 미커밋 부분 입력이 로그용 COMMIT과 함께 확정되지 않도록 하였다.</w:t>
+        <w:t>최초 구현에서는 UPDATE ... SET ERROR_MSG = SQLERRM과 같이 SQLERRM을 SQL 문장 안에서 직접 사용하여 ORA-00904: "SQLERRM": invalid identifier 컴파일 오류가 발생하였다. SQLERRM은 PL/SQL에서 평가되는 함수이므로, 오류 메시지를 먼저 PL/SQL 지역 변수 v_err_msg에 저장하고 해당 변수를 정적 SQL의 UPDATE 문에서 참조하도록 수정하였다.</w:t>
+      </w:r>
+    </w:p>
+    <w:p>
+      <w:r>
+        <w:t>또한 예외 발생 시 로그를 갱신하기 전에 ROLLBACK을 수행하여 현재 주문에서 발생한 미커밋 헤더·상세·배송 데이터를 제거하였다. 배치 시작 시 RUNNING 로그를 먼저 커밋하였기 때문에 이 ROLLBACK 이후에도 실행 로그 행은 유지되며, 마지막 정상 커밋 주문번호와 오류 상태만 다시 기록할 수 있다.</w:t>
       </w:r>
     </w:p>
     <w:p>
@@ -1961,7 +2145,7 @@
           <w:rFonts w:ascii="Consolas" w:hAnsi="Consolas" w:eastAsia="Consolas"/>
           <w:sz w:val="19"/>
         </w:rPr>
-        <w:t xml:space="preserve">    v_err_msg := SQLERRM;</w:t>
+        <w:t xml:space="preserve">    V_ERR_MSG := SQLERRM;</w:t>
       </w:r>
       <w:r>
         <w:br/>
@@ -1971,7 +2155,7 @@
           <w:rFonts w:ascii="Consolas" w:hAnsi="Consolas" w:eastAsia="Consolas"/>
           <w:sz w:val="19"/>
         </w:rPr>
-        <w:t xml:space="preserve">    ROLLBACK;  -- 실패한 현재 주문의 부분 입력 제거</w:t>
+        <w:t xml:space="preserve">    ROLLBACK;                         -- 실패한 현재 주문의 부분 입력 제거</w:t>
       </w:r>
       <w:r>
         <w:br/>
@@ -1981,7 +2165,7 @@
           <w:rFonts w:ascii="Consolas" w:hAnsi="Consolas" w:eastAsia="Consolas"/>
           <w:sz w:val="19"/>
         </w:rPr>
-        <w:t xml:space="preserve">    UPDATE BATCH_RUN_LOG</w:t>
+        <w:t xml:space="preserve">    UPDATE BO.BATCH_RUN_LOG</w:t>
       </w:r>
       <w:r>
         <w:br/>
@@ -1991,7 +2175,7 @@
           <w:rFonts w:ascii="Consolas" w:hAnsi="Consolas" w:eastAsia="Consolas"/>
           <w:sz w:val="19"/>
         </w:rPr>
-        <w:t xml:space="preserve">       SET START_ORDER_ID = v_start_order,</w:t>
+        <w:t xml:space="preserve">       SET START_ORDER_ID = V_START_ORDER_ID,</w:t>
       </w:r>
       <w:r>
         <w:br/>
@@ -2001,7 +2185,7 @@
           <w:rFonts w:ascii="Consolas" w:hAnsi="Consolas" w:eastAsia="Consolas"/>
           <w:sz w:val="19"/>
         </w:rPr>
-        <w:t xml:space="preserve">           END_ORDER_ID   = v_last_committed_order_id,</w:t>
+        <w:t xml:space="preserve">           END_ORDER_ID   = V_LAST_COMMITTED,</w:t>
       </w:r>
       <w:r>
         <w:br/>
@@ -2021,7 +2205,7 @@
           <w:rFonts w:ascii="Consolas" w:hAnsi="Consolas" w:eastAsia="Consolas"/>
           <w:sz w:val="19"/>
         </w:rPr>
-        <w:t xml:space="preserve">           ERROR_MSG      = v_err_msg,</w:t>
+        <w:t xml:space="preserve">           ERROR_MSG      = V_ERR_MSG,</w:t>
       </w:r>
       <w:r>
         <w:br/>
@@ -2041,7 +2225,7 @@
           <w:rFonts w:ascii="Consolas" w:hAnsi="Consolas" w:eastAsia="Consolas"/>
           <w:sz w:val="19"/>
         </w:rPr>
-        <w:t xml:space="preserve">     WHERE RUN_ID = v_run_id;</w:t>
+        <w:t xml:space="preserve">     WHERE RUN_ID = V_RUN_ID;</w:t>
       </w:r>
       <w:r>
         <w:br/>
@@ -2092,7 +2276,7 @@
         <w:drawing>
           <wp:inline xmlns:a="http://schemas.openxmlformats.org/drawingml/2006/main" xmlns:pic="http://schemas.openxmlformats.org/drawingml/2006/picture">
             <wp:extent cx="4730511" cy="2035641"/>
-            <wp:docPr id="2" name="Picture 2"/>
+            <wp:docPr id="1" name="Picture 1"/>
             <wp:cNvGraphicFramePr>
               <a:graphicFrameLocks noChangeAspect="1"/>
             </wp:cNvGraphicFramePr>
@@ -2147,7 +2331,7 @@
         <w:fldChar w:fldCharType="end"/>
       </w:r>
       <w:r>
-        <w:t>. SQLERRM 직접 사용으로 인한 컴파일 오류와 수정 원인</w:t>
+        <w:t>. SQLERRM 직접 사용으로 발생한 GEN_ORDERS_OPTIMIZED 컴파일 오류</w:t>
       </w:r>
     </w:p>
     <w:p>
@@ -2155,7 +2339,7 @@
         <w:pStyle w:val="2"/>
       </w:pPr>
       <w:r>
-        <w:t>4) 100,000건 실행 및 정합성 검증</w:t>
+        <w:t>5) 100,000건 실행 및 정합성 검증</w:t>
       </w:r>
     </w:p>
     <w:p>
@@ -2168,7 +2352,7 @@
     </w:p>
     <w:p>
       <w:r>
-        <w:t>성능 비교용 프로시저를 포함한 배치 관련 객체가 모두 VALID 상태임을 확인하였다. Part 4에서는 최종 구현인 GEN_ORDERS_OPTIMIZED와 CLEANUP_BATCH_RUN을 중심으로 기술한다.</w:t>
+        <w:t>최종 기능 검증에 사용한 GEN_ORDERS_OPTIMIZED, CLEANUP_BATCH_RUN, ORDER_ID_SEQ, BATCH_RUN_LOG가 모두 정상 상태임을 확인하였다. NAIVE·PARTIAL 프로시저는 Part 5의 성능 비교 대상으로 분리한다.</w:t>
       </w:r>
     </w:p>
     <w:p>
@@ -2179,7 +2363,7 @@
         <w:drawing>
           <wp:inline xmlns:a="http://schemas.openxmlformats.org/drawingml/2006/main" xmlns:pic="http://schemas.openxmlformats.org/drawingml/2006/picture">
             <wp:extent cx="4540576" cy="1380335"/>
-            <wp:docPr id="3" name="Picture 3"/>
+            <wp:docPr id="2" name="Picture 2"/>
             <wp:cNvGraphicFramePr>
               <a:graphicFrameLocks noChangeAspect="1"/>
             </wp:cNvGraphicFramePr>
@@ -2234,7 +2418,7 @@
         <w:fldChar w:fldCharType="end"/>
       </w:r>
       <w:r>
-        <w:t>. 배치 관련 객체 VALID 상태 확인</w:t>
+        <w:t>. 배치 지원 객체의 VALID 상태 확인</w:t>
       </w:r>
     </w:p>
     <w:p>
@@ -2266,7 +2450,7 @@
           <w:rFonts w:ascii="Consolas" w:hAnsi="Consolas" w:eastAsia="Consolas"/>
           <w:sz w:val="19"/>
         </w:rPr>
-        <w:t>EXEC GEN_ORDERS_OPTIMIZED(100000);</w:t>
+        <w:t>EXEC BO.GEN_ORDERS_OPTIMIZED(100000);</w:t>
       </w:r>
       <w:r>
         <w:br/>
@@ -2282,40 +2466,15 @@
     <w:p>
       <w:pPr>
         <w:jc w:val="center"/>
-      </w:pPr>
-      <w:r>
-        <w:drawing>
-          <wp:inline xmlns:a="http://schemas.openxmlformats.org/drawingml/2006/main" xmlns:pic="http://schemas.openxmlformats.org/drawingml/2006/picture">
-            <wp:extent cx="5760720" cy="207026"/>
-            <wp:docPr id="4" name="Picture 4"/>
-            <wp:cNvGraphicFramePr>
-              <a:graphicFrameLocks noChangeAspect="1"/>
-            </wp:cNvGraphicFramePr>
-            <a:graphic>
-              <a:graphicData uri="http://schemas.openxmlformats.org/drawingml/2006/picture">
-                <pic:pic>
-                  <pic:nvPicPr>
-                    <pic:cNvPr id="0" name="fig44.png"/>
-                    <pic:cNvPicPr/>
-                  </pic:nvPicPr>
-                  <pic:blipFill>
-                    <a:blip r:embed="rId13"/>
-                    <a:stretch>
-                      <a:fillRect/>
-                    </a:stretch>
-                  </pic:blipFill>
-                  <pic:spPr>
-                    <a:xfrm>
-                      <a:off x="0" y="0"/>
-                      <a:ext cx="5760720" cy="207026"/>
-                    </a:xfrm>
-                    <a:prstGeom prst="rect"/>
-                  </pic:spPr>
-                </pic:pic>
-              </a:graphicData>
-            </a:graphic>
-          </wp:inline>
-        </w:drawing>
+        <w:shd w:val="clear" w:fill="FBEAE7"/>
+      </w:pPr>
+      <w:r>
+        <w:rPr>
+          <w:i/>
+          <w:color w:val="B03A2E"/>
+          <w:sz w:val="20"/>
+        </w:rPr>
+        <w:t>［ 7.14 결과 화면 fig4-4_run41_result 삽입 — RUN_ID 41 / OPTIMIZED / 100000 / 90104484~90204483 / 63초 / DONE ］</w:t>
       </w:r>
     </w:p>
     <w:p>
@@ -2342,7 +2501,7 @@
         <w:fldChar w:fldCharType="end"/>
       </w:r>
       <w:r>
-        <w:t>. 100,000건 주문 배치 실행 완료 및 생성 ORDER_ID 범위 확인</w:t>
+        <w:t>. RUN_ID 41의 100,000건 배치 정상 완료 및 ORDER_ID 범위</w:t>
       </w:r>
     </w:p>
     <w:tbl>
@@ -2478,7 +2637,7 @@
               <w:rPr>
                 <w:sz w:val="19"/>
               </w:rPr>
-              <w:t>4</w:t>
+              <w:t>41</w:t>
             </w:r>
           </w:p>
         </w:tc>
@@ -2520,7 +2679,7 @@
               <w:rPr>
                 <w:sz w:val="19"/>
               </w:rPr>
-              <w:t>90002011</w:t>
+              <w:t>90104484</w:t>
             </w:r>
           </w:p>
         </w:tc>
@@ -2534,7 +2693,7 @@
               <w:rPr>
                 <w:sz w:val="19"/>
               </w:rPr>
-              <w:t>90102010</w:t>
+              <w:t>90204483</w:t>
             </w:r>
           </w:p>
         </w:tc>
@@ -2548,7 +2707,7 @@
               <w:rPr>
                 <w:sz w:val="19"/>
               </w:rPr>
-              <w:t>57.00</w:t>
+              <w:t>63</w:t>
             </w:r>
           </w:p>
         </w:tc>
@@ -2570,7 +2729,7 @@
     </w:tbl>
     <w:p>
       <w:r>
-        <w:t>100,000건 실행 결과 STATUS=DONE으로 기록되었으며, 배치가 생성한 주문 ID 범위는 90002011~90102010으로 확인되었다. 수행시간 분석은 Part 5에서 별도로 다룬다.</w:t>
+        <w:t>최종 기능 검증을 위해 GEN_ORDERS_OPTIMIZED(100000)을 실행한 결과, RUN_ID 41이 DONE 상태로 완료되었다. 생성된 주문번호 범위는 90104484~90204483이며 수행시간은 63초로 확인되었다. 본 Part에서는 기능과 정합성 검증에 해당 실행을 사용하며, 상세 성능 비교는 Part 5에서 수행한다. (RUN_ID 4의 57.52초 결과는 Part 5 성능 자료로만 사용한다.)</w:t>
       </w:r>
     </w:p>
     <w:p>
@@ -2578,7 +2737,7 @@
         <w:pStyle w:val="3"/>
       </w:pPr>
       <w:r>
-        <w:t>③ 3개 테이블 생성 건수 및 ④ FK·주문-배송 정합성 확인</w:t>
+        <w:t>③ 테이블별 생성 건수</w:t>
       </w:r>
     </w:p>
     <w:p>
@@ -2592,7 +2751,7 @@
           <w:color w:val="B03A2E"/>
           <w:sz w:val="20"/>
         </w:rPr>
-        <w:t>［ 새 캡처 필요 — 6.1 검증 SQL 실행 결과 ］</w:t>
+        <w:t>［ 7.14 결과 화면 fig4-5-1_counts 삽입 ］</w:t>
       </w:r>
     </w:p>
     <w:p>
@@ -2619,7 +2778,199 @@
         <w:fldChar w:fldCharType="end"/>
       </w:r>
       <w:r>
-        <w:t>. 100,000건 배치의 테이블별 생성 건수 및 참조무결성 검증 결과</w:t>
+        <w:t>. RUN_ID 41의 테이블별 생성 건수 확인</w:t>
+      </w:r>
+    </w:p>
+    <w:tbl>
+      <w:tblPr>
+        <w:tblStyle w:val="a4"/>
+        <w:tblW w:type="auto" w:w="0"/>
+        <w:tblLook w:firstColumn="1" w:firstRow="1" w:lastColumn="0" w:lastRow="0" w:noHBand="0" w:noVBand="1" w:val="04A0"/>
+      </w:tblPr>
+      <w:tblGrid>
+        <w:gridCol w:w="4513"/>
+        <w:gridCol w:w="4513"/>
+      </w:tblGrid>
+      <w:tr>
+        <w:tc>
+          <w:tcPr>
+            <w:tcW w:type="dxa" w:w="4513"/>
+          </w:tcPr>
+          <w:p>
+            <w:r/>
+            <w:r>
+              <w:rPr>
+                <w:b/>
+                <w:sz w:val="19"/>
+              </w:rPr>
+              <w:t>검증 항목</w:t>
+            </w:r>
+          </w:p>
+        </w:tc>
+        <w:tc>
+          <w:tcPr>
+            <w:tcW w:type="dxa" w:w="4513"/>
+          </w:tcPr>
+          <w:p>
+            <w:r/>
+            <w:r>
+              <w:rPr>
+                <w:b/>
+                <w:sz w:val="19"/>
+              </w:rPr>
+              <w:t>실제값</w:t>
+            </w:r>
+          </w:p>
+        </w:tc>
+      </w:tr>
+      <w:tr>
+        <w:tc>
+          <w:tcPr>
+            <w:tcW w:type="dxa" w:w="4513"/>
+          </w:tcPr>
+          <w:p>
+            <w:r/>
+            <w:r>
+              <w:rPr>
+                <w:sz w:val="19"/>
+              </w:rPr>
+              <w:t>ORDERS</w:t>
+            </w:r>
+          </w:p>
+        </w:tc>
+        <w:tc>
+          <w:tcPr>
+            <w:tcW w:type="dxa" w:w="4513"/>
+          </w:tcPr>
+          <w:p>
+            <w:r/>
+            <w:r>
+              <w:rPr>
+                <w:sz w:val="19"/>
+              </w:rPr>
+              <w:t>100,000</w:t>
+            </w:r>
+          </w:p>
+        </w:tc>
+      </w:tr>
+      <w:tr>
+        <w:tc>
+          <w:tcPr>
+            <w:tcW w:type="dxa" w:w="4513"/>
+          </w:tcPr>
+          <w:p>
+            <w:r/>
+            <w:r>
+              <w:rPr>
+                <w:sz w:val="19"/>
+              </w:rPr>
+              <w:t>ORDER_ITEMS</w:t>
+            </w:r>
+          </w:p>
+        </w:tc>
+        <w:tc>
+          <w:tcPr>
+            <w:tcW w:type="dxa" w:w="4513"/>
+          </w:tcPr>
+          <w:p>
+            <w:r/>
+            <w:r>
+              <w:rPr>
+                <w:sz w:val="19"/>
+              </w:rPr>
+              <w:t>200,000</w:t>
+            </w:r>
+          </w:p>
+        </w:tc>
+      </w:tr>
+      <w:tr>
+        <w:tc>
+          <w:tcPr>
+            <w:tcW w:type="dxa" w:w="4513"/>
+          </w:tcPr>
+          <w:p>
+            <w:r/>
+            <w:r>
+              <w:rPr>
+                <w:sz w:val="19"/>
+              </w:rPr>
+              <w:t>SHIPMENTS</w:t>
+            </w:r>
+          </w:p>
+        </w:tc>
+        <w:tc>
+          <w:tcPr>
+            <w:tcW w:type="dxa" w:w="4513"/>
+          </w:tcPr>
+          <w:p>
+            <w:r/>
+            <w:r>
+              <w:rPr>
+                <w:sz w:val="19"/>
+              </w:rPr>
+              <w:t>100,000</w:t>
+            </w:r>
+          </w:p>
+        </w:tc>
+      </w:tr>
+    </w:tbl>
+    <w:p>
+      <w:r>
+        <w:t>RUN_ID 41의 주문번호 범위를 기준으로 확인한 결과 ORDERS와 SHIPMENTS는 각각 100,000건, ORDER_ITEMS는 200,000건이 생성되었다. 주문상세 건수는 반복 인덱스에 따라 1~3건을 생성하는 규칙의 합계와 일치한다.</w:t>
+      </w:r>
+    </w:p>
+    <w:p>
+      <w:pPr>
+        <w:pStyle w:val="3"/>
+      </w:pPr>
+      <w:r>
+        <w:t>④ 참조키 및 주문 구성 검증</w:t>
+      </w:r>
+    </w:p>
+    <w:p>
+      <w:r>
+        <w:t>A. 참조키 및 배송업체 유형</w:t>
+      </w:r>
+    </w:p>
+    <w:p>
+      <w:pPr>
+        <w:jc w:val="center"/>
+        <w:shd w:val="clear" w:fill="FBEAE7"/>
+      </w:pPr>
+      <w:r>
+        <w:rPr>
+          <w:i/>
+          <w:color w:val="B03A2E"/>
+          <w:sz w:val="20"/>
+        </w:rPr>
+        <w:t>［ 7.14 결과 화면 fig4-5-2_fk_business 삽입 ］</w:t>
+      </w:r>
+    </w:p>
+    <w:p>
+      <w:pPr>
+        <w:pStyle w:val="a5"/>
+        <w:jc w:val="center"/>
+      </w:pPr>
+      <w:r>
+        <w:t>Figure 4-</w:t>
+      </w:r>
+      <w:r>
+        <w:fldChar w:fldCharType="begin"/>
+      </w:r>
+      <w:r>
+        <w:instrText xml:space="preserve"> SEQ Figure \* ARABIC </w:instrText>
+      </w:r>
+      <w:r>
+        <w:fldChar w:fldCharType="separate"/>
+      </w:r>
+      <w:r>
+        <w:t>6</w:t>
+      </w:r>
+      <w:r>
+        <w:fldChar w:fldCharType="end"/>
+      </w:r>
+      <w:r>
+        <w:t>. RUN_ID 41의 참조키 및 배송업체 유형 검증 결과</w:t>
       </w:r>
     </w:p>
     <w:tbl>
@@ -2660,7 +3011,7 @@
                 <w:b/>
                 <w:sz w:val="19"/>
               </w:rPr>
-              <w:t>기대값</w:t>
+              <w:t>실제값</w:t>
             </w:r>
           </w:p>
         </w:tc>
@@ -2675,7 +3026,7 @@
                 <w:b/>
                 <w:sz w:val="19"/>
               </w:rPr>
-              <w:t>실제값</w:t>
+              <w:t>판정</w:t>
             </w:r>
           </w:p>
         </w:tc>
@@ -2691,35 +3042,35 @@
               <w:rPr>
                 <w:sz w:val="19"/>
               </w:rPr>
-              <w:t>ORDERS</w:t>
-            </w:r>
-          </w:p>
-        </w:tc>
-        <w:tc>
-          <w:tcPr>
-            <w:tcW w:type="dxa" w:w="3009"/>
-          </w:tcPr>
-          <w:p>
-            <w:r/>
-            <w:r>
-              <w:rPr>
-                <w:sz w:val="19"/>
-              </w:rPr>
-              <w:t>100,000</w:t>
-            </w:r>
-          </w:p>
-        </w:tc>
-        <w:tc>
-          <w:tcPr>
-            <w:tcW w:type="dxa" w:w="3009"/>
-          </w:tcPr>
-          <w:p>
-            <w:r/>
-            <w:r>
-              <w:rPr>
-                <w:sz w:val="19"/>
-              </w:rPr>
-              <w:t>(Figure 4-5 기록)</w:t>
+              <w:t>유효하지 않은 주문 고객 참조</w:t>
+            </w:r>
+          </w:p>
+        </w:tc>
+        <w:tc>
+          <w:tcPr>
+            <w:tcW w:type="dxa" w:w="3009"/>
+          </w:tcPr>
+          <w:p>
+            <w:r/>
+            <w:r>
+              <w:rPr>
+                <w:sz w:val="19"/>
+              </w:rPr>
+              <w:t>0</w:t>
+            </w:r>
+          </w:p>
+        </w:tc>
+        <w:tc>
+          <w:tcPr>
+            <w:tcW w:type="dxa" w:w="3009"/>
+          </w:tcPr>
+          <w:p>
+            <w:r/>
+            <w:r>
+              <w:rPr>
+                <w:sz w:val="19"/>
+              </w:rPr>
+              <w:t>정상</w:t>
             </w:r>
           </w:p>
         </w:tc>
@@ -2735,35 +3086,35 @@
               <w:rPr>
                 <w:sz w:val="19"/>
               </w:rPr>
-              <w:t>ORDER_ITEMS</w:t>
-            </w:r>
-          </w:p>
-        </w:tc>
-        <w:tc>
-          <w:tcPr>
-            <w:tcW w:type="dxa" w:w="3009"/>
-          </w:tcPr>
-          <w:p>
-            <w:r/>
-            <w:r>
-              <w:rPr>
-                <w:sz w:val="19"/>
-              </w:rPr>
-              <w:t>200,000</w:t>
-            </w:r>
-          </w:p>
-        </w:tc>
-        <w:tc>
-          <w:tcPr>
-            <w:tcW w:type="dxa" w:w="3009"/>
-          </w:tcPr>
-          <w:p>
-            <w:r/>
-            <w:r>
-              <w:rPr>
-                <w:sz w:val="19"/>
-              </w:rPr>
-              <w:t>(Figure 4-5 기록)</w:t>
+              <w:t>유효하지 않은 주문접수 사원 참조</w:t>
+            </w:r>
+          </w:p>
+        </w:tc>
+        <w:tc>
+          <w:tcPr>
+            <w:tcW w:type="dxa" w:w="3009"/>
+          </w:tcPr>
+          <w:p>
+            <w:r/>
+            <w:r>
+              <w:rPr>
+                <w:sz w:val="19"/>
+              </w:rPr>
+              <w:t>0</w:t>
+            </w:r>
+          </w:p>
+        </w:tc>
+        <w:tc>
+          <w:tcPr>
+            <w:tcW w:type="dxa" w:w="3009"/>
+          </w:tcPr>
+          <w:p>
+            <w:r/>
+            <w:r>
+              <w:rPr>
+                <w:sz w:val="19"/>
+              </w:rPr>
+              <w:t>정상</w:t>
             </w:r>
           </w:p>
         </w:tc>
@@ -2779,35 +3130,35 @@
               <w:rPr>
                 <w:sz w:val="19"/>
               </w:rPr>
-              <w:t>SHIPMENTS</w:t>
-            </w:r>
-          </w:p>
-        </w:tc>
-        <w:tc>
-          <w:tcPr>
-            <w:tcW w:type="dxa" w:w="3009"/>
-          </w:tcPr>
-          <w:p>
-            <w:r/>
-            <w:r>
-              <w:rPr>
-                <w:sz w:val="19"/>
-              </w:rPr>
-              <w:t>100,000</w:t>
-            </w:r>
-          </w:p>
-        </w:tc>
-        <w:tc>
-          <w:tcPr>
-            <w:tcW w:type="dxa" w:w="3009"/>
-          </w:tcPr>
-          <w:p>
-            <w:r/>
-            <w:r>
-              <w:rPr>
-                <w:sz w:val="19"/>
-              </w:rPr>
-              <w:t>(Figure 4-5 기록)</w:t>
+              <w:t>유효하지 않은 상품 참조</w:t>
+            </w:r>
+          </w:p>
+        </w:tc>
+        <w:tc>
+          <w:tcPr>
+            <w:tcW w:type="dxa" w:w="3009"/>
+          </w:tcPr>
+          <w:p>
+            <w:r/>
+            <w:r>
+              <w:rPr>
+                <w:sz w:val="19"/>
+              </w:rPr>
+              <w:t>0</w:t>
+            </w:r>
+          </w:p>
+        </w:tc>
+        <w:tc>
+          <w:tcPr>
+            <w:tcW w:type="dxa" w:w="3009"/>
+          </w:tcPr>
+          <w:p>
+            <w:r/>
+            <w:r>
+              <w:rPr>
+                <w:sz w:val="19"/>
+              </w:rPr>
+              <w:t>정상</w:t>
             </w:r>
           </w:p>
         </w:tc>
@@ -2823,7 +3174,7 @@
               <w:rPr>
                 <w:sz w:val="19"/>
               </w:rPr>
-              <w:t>유효하지 않은 고객 참조</w:t>
+              <w:t>유효하지 않은 배송 고객 참조</w:t>
             </w:r>
           </w:p>
         </w:tc>
@@ -2851,7 +3202,7 @@
               <w:rPr>
                 <w:sz w:val="19"/>
               </w:rPr>
-              <w:t>(Figure 4-5 기록)</w:t>
+              <w:t>정상</w:t>
             </w:r>
           </w:p>
         </w:tc>
@@ -2867,210 +3218,48 @@
               <w:rPr>
                 <w:sz w:val="19"/>
               </w:rPr>
-              <w:t>유효하지 않은 사원 참조</w:t>
-            </w:r>
-          </w:p>
-        </w:tc>
-        <w:tc>
-          <w:tcPr>
-            <w:tcW w:type="dxa" w:w="3009"/>
-          </w:tcPr>
-          <w:p>
-            <w:r/>
-            <w:r>
-              <w:rPr>
-                <w:sz w:val="19"/>
-              </w:rPr>
-              <w:t>0</w:t>
-            </w:r>
-          </w:p>
-        </w:tc>
-        <w:tc>
-          <w:tcPr>
-            <w:tcW w:type="dxa" w:w="3009"/>
-          </w:tcPr>
-          <w:p>
-            <w:r/>
-            <w:r>
-              <w:rPr>
-                <w:sz w:val="19"/>
-              </w:rPr>
-              <w:t>(Figure 4-5 기록)</w:t>
-            </w:r>
-          </w:p>
-        </w:tc>
-      </w:tr>
-      <w:tr>
-        <w:tc>
-          <w:tcPr>
-            <w:tcW w:type="dxa" w:w="3009"/>
-          </w:tcPr>
-          <w:p>
-            <w:r/>
-            <w:r>
-              <w:rPr>
-                <w:sz w:val="19"/>
-              </w:rPr>
-              <w:t>유효하지 않은 상품 참조</w:t>
-            </w:r>
-          </w:p>
-        </w:tc>
-        <w:tc>
-          <w:tcPr>
-            <w:tcW w:type="dxa" w:w="3009"/>
-          </w:tcPr>
-          <w:p>
-            <w:r/>
-            <w:r>
-              <w:rPr>
-                <w:sz w:val="19"/>
-              </w:rPr>
-              <w:t>0</w:t>
-            </w:r>
-          </w:p>
-        </w:tc>
-        <w:tc>
-          <w:tcPr>
-            <w:tcW w:type="dxa" w:w="3009"/>
-          </w:tcPr>
-          <w:p>
-            <w:r/>
-            <w:r>
-              <w:rPr>
-                <w:sz w:val="19"/>
-              </w:rPr>
-              <w:t>(Figure 4-5 기록)</w:t>
-            </w:r>
-          </w:p>
-        </w:tc>
-      </w:tr>
-      <w:tr>
-        <w:tc>
-          <w:tcPr>
-            <w:tcW w:type="dxa" w:w="3009"/>
-          </w:tcPr>
-          <w:p>
-            <w:r/>
-            <w:r>
-              <w:rPr>
-                <w:sz w:val="19"/>
-              </w:rPr>
-              <w:t>유효하지 않은 배송업체 참조</w:t>
-            </w:r>
-          </w:p>
-        </w:tc>
-        <w:tc>
-          <w:tcPr>
-            <w:tcW w:type="dxa" w:w="3009"/>
-          </w:tcPr>
-          <w:p>
-            <w:r/>
-            <w:r>
-              <w:rPr>
-                <w:sz w:val="19"/>
-              </w:rPr>
-              <w:t>0</w:t>
-            </w:r>
-          </w:p>
-        </w:tc>
-        <w:tc>
-          <w:tcPr>
-            <w:tcW w:type="dxa" w:w="3009"/>
-          </w:tcPr>
-          <w:p>
-            <w:r/>
-            <w:r>
-              <w:rPr>
-                <w:sz w:val="19"/>
-              </w:rPr>
-              <w:t>(Figure 4-5 기록)</w:t>
-            </w:r>
-          </w:p>
-        </w:tc>
-      </w:tr>
-      <w:tr>
-        <w:tc>
-          <w:tcPr>
-            <w:tcW w:type="dxa" w:w="3009"/>
-          </w:tcPr>
-          <w:p>
-            <w:r/>
-            <w:r>
-              <w:rPr>
-                <w:sz w:val="19"/>
-              </w:rPr>
-              <w:t>주문-배송 고객 불일치</w:t>
-            </w:r>
-          </w:p>
-        </w:tc>
-        <w:tc>
-          <w:tcPr>
-            <w:tcW w:type="dxa" w:w="3009"/>
-          </w:tcPr>
-          <w:p>
-            <w:r/>
-            <w:r>
-              <w:rPr>
-                <w:sz w:val="19"/>
-              </w:rPr>
-              <w:t>0</w:t>
-            </w:r>
-          </w:p>
-        </w:tc>
-        <w:tc>
-          <w:tcPr>
-            <w:tcW w:type="dxa" w:w="3009"/>
-          </w:tcPr>
-          <w:p>
-            <w:r/>
-            <w:r>
-              <w:rPr>
-                <w:sz w:val="19"/>
-              </w:rPr>
-              <w:t>(Figure 4-5 기록)</w:t>
+              <w:t>배송업체 유형 조건 불일치</w:t>
+            </w:r>
+          </w:p>
+        </w:tc>
+        <w:tc>
+          <w:tcPr>
+            <w:tcW w:type="dxa" w:w="3009"/>
+          </w:tcPr>
+          <w:p>
+            <w:r/>
+            <w:r>
+              <w:rPr>
+                <w:sz w:val="19"/>
+              </w:rPr>
+              <w:t>100,000</w:t>
+            </w:r>
+          </w:p>
+        </w:tc>
+        <w:tc>
+          <w:tcPr>
+            <w:tcW w:type="dxa" w:w="3009"/>
+          </w:tcPr>
+          <w:p>
+            <w:r/>
+            <w:r>
+              <w:rPr>
+                <w:sz w:val="19"/>
+              </w:rPr>
+              <w:t>보완 필요</w:t>
             </w:r>
           </w:p>
         </w:tc>
       </w:tr>
     </w:tbl>
     <w:p>
-      <w:pPr>
-        <w:pStyle w:val="a5"/>
-        <w:jc w:val="center"/>
-      </w:pPr>
-      <w:r>
-        <w:t>Table 4-</w:t>
-      </w:r>
-      <w:r>
-        <w:fldChar w:fldCharType="begin"/>
-      </w:r>
-      <w:r>
-        <w:instrText xml:space="preserve"> SEQ Table \* ARABIC </w:instrText>
-      </w:r>
-      <w:r>
-        <w:fldChar w:fldCharType="separate"/>
-      </w:r>
-      <w:r>
-        <w:t>4</w:t>
-      </w:r>
-      <w:r>
-        <w:fldChar w:fldCharType="end"/>
-      </w:r>
-      <w:r>
-        <w:t>. 100,000건 배치 실행 정합성 검증 결과</w:t>
-      </w:r>
-    </w:p>
-    <w:p>
-      <w:r>
-        <w:t>배치 실행 범위에서 ORDERS와 SHIPMENTS는 각각 100,000건, ORDER_ITEMS는 200,000건(주문당 1+MOD(i,3)개)으로 확인된다. 고객·상품·사원·배송업체 참조 오류와 주문-배송 고객 불일치는 모두 0건으로, PK·FK 기준의 데이터 정합성이 유지됨을 검증한다.</w:t>
-      </w:r>
-    </w:p>
-    <w:p>
-      <w:pPr>
-        <w:pStyle w:val="3"/>
-      </w:pPr>
-      <w:r>
-        <w:t>⑤ 샘플 데이터 확인</w:t>
+      <w:r>
+        <w:t>고객·사원·상품·배송 고객 참조 오류는 모두 0건으로 확인되었다. 반면 배송업체 검증에서는 100,000건이 배송업체 유형 3 조건을 만족하지 않았다. 이는 CORPORATIONS에 존재하지 않는 ID가 입력된 FK 오류라기보다, 배송업체 유형을 제한하는 추가 업무규칙이 현재 생성 로직에 정확히 반영되지 않은 결과로 해석하였다.</w:t>
+      </w:r>
+    </w:p>
+    <w:p>
+      <w:r>
+        <w:t>B. 주문 구성 규칙</w:t>
       </w:r>
     </w:p>
     <w:p>
@@ -3084,7 +3273,7 @@
           <w:color w:val="B03A2E"/>
           <w:sz w:val="20"/>
         </w:rPr>
-        <w:t>［ 새 캡처 필요 — 6.2 샘플 조회 SQL 실행 결과 ］</w:t>
+        <w:t>［ 7.14 결과 화면 fig4-5-3_order_rules 삽입 ］</w:t>
       </w:r>
     </w:p>
     <w:p>
@@ -3105,26 +3294,151 @@
         <w:fldChar w:fldCharType="separate"/>
       </w:r>
       <w:r>
-        <w:t>6</w:t>
+        <w:t>7</w:t>
       </w:r>
       <w:r>
         <w:fldChar w:fldCharType="end"/>
       </w:r>
       <w:r>
-        <w:t>. 배치로 생성된 주문·주문상세·배송 데이터 샘플</w:t>
-      </w:r>
-    </w:p>
-    <w:p>
-      <w:r>
-        <w:t>샘플 조회 결과 동일한 ORDER_ID를 기준으로 주문 헤더, 1~3개의 주문상세, 배송 데이터가 연결되며, ORDER_STATUS는 결제완료 상태인 1, SHIPMENT_STATUS는 배송전 상태인 1로 생성되고, ORDER_DT는 실행 시점의 현재 시간으로 기록된다.</w:t>
-      </w:r>
-    </w:p>
-    <w:p>
-      <w:pPr>
-        <w:pStyle w:val="2"/>
-      </w:pPr>
-      <w:r>
-        <w:t>5) 반복 테스트 데이터 삭제</w:t>
+        <w:t>. 주문별 상세·배송 구성 및 고객 일치 검증 결과</w:t>
+      </w:r>
+    </w:p>
+    <w:tbl>
+      <w:tblPr>
+        <w:tblStyle w:val="a4"/>
+        <w:tblW w:type="auto" w:w="0"/>
+        <w:tblLook w:firstColumn="1" w:firstRow="1" w:lastColumn="0" w:lastRow="0" w:noHBand="0" w:noVBand="1" w:val="04A0"/>
+      </w:tblPr>
+      <w:tblGrid>
+        <w:gridCol w:w="4513"/>
+        <w:gridCol w:w="4513"/>
+      </w:tblGrid>
+      <w:tr>
+        <w:tc>
+          <w:tcPr>
+            <w:tcW w:type="dxa" w:w="4513"/>
+          </w:tcPr>
+          <w:p>
+            <w:r/>
+            <w:r>
+              <w:rPr>
+                <w:b/>
+                <w:sz w:val="19"/>
+              </w:rPr>
+              <w:t>검증 항목</w:t>
+            </w:r>
+          </w:p>
+        </w:tc>
+        <w:tc>
+          <w:tcPr>
+            <w:tcW w:type="dxa" w:w="4513"/>
+          </w:tcPr>
+          <w:p>
+            <w:r/>
+            <w:r>
+              <w:rPr>
+                <w:b/>
+                <w:sz w:val="19"/>
+              </w:rPr>
+              <w:t>실제값</w:t>
+            </w:r>
+          </w:p>
+        </w:tc>
+      </w:tr>
+      <w:tr>
+        <w:tc>
+          <w:tcPr>
+            <w:tcW w:type="dxa" w:w="4513"/>
+          </w:tcPr>
+          <w:p>
+            <w:r/>
+            <w:r>
+              <w:rPr>
+                <w:sz w:val="19"/>
+              </w:rPr>
+              <w:t>ORDERS·SHIPMENTS 고객 불일치</w:t>
+            </w:r>
+          </w:p>
+        </w:tc>
+        <w:tc>
+          <w:tcPr>
+            <w:tcW w:type="dxa" w:w="4513"/>
+          </w:tcPr>
+          <w:p>
+            <w:r/>
+            <w:r>
+              <w:rPr>
+                <w:sz w:val="19"/>
+              </w:rPr>
+              <w:t>0</w:t>
+            </w:r>
+          </w:p>
+        </w:tc>
+      </w:tr>
+      <w:tr>
+        <w:tc>
+          <w:tcPr>
+            <w:tcW w:type="dxa" w:w="4513"/>
+          </w:tcPr>
+          <w:p>
+            <w:r/>
+            <w:r>
+              <w:rPr>
+                <w:sz w:val="19"/>
+              </w:rPr>
+              <w:t>주문당 ORDER_ITEMS 1~3건 규칙 오류</w:t>
+            </w:r>
+          </w:p>
+        </w:tc>
+        <w:tc>
+          <w:tcPr>
+            <w:tcW w:type="dxa" w:w="4513"/>
+          </w:tcPr>
+          <w:p>
+            <w:r/>
+            <w:r>
+              <w:rPr>
+                <w:sz w:val="19"/>
+              </w:rPr>
+              <w:t>0</w:t>
+            </w:r>
+          </w:p>
+        </w:tc>
+      </w:tr>
+      <w:tr>
+        <w:tc>
+          <w:tcPr>
+            <w:tcW w:type="dxa" w:w="4513"/>
+          </w:tcPr>
+          <w:p>
+            <w:r/>
+            <w:r>
+              <w:rPr>
+                <w:sz w:val="19"/>
+              </w:rPr>
+              <w:t>주문당 SHIPMENTS 1건 규칙 오류</w:t>
+            </w:r>
+          </w:p>
+        </w:tc>
+        <w:tc>
+          <w:tcPr>
+            <w:tcW w:type="dxa" w:w="4513"/>
+          </w:tcPr>
+          <w:p>
+            <w:r/>
+            <w:r>
+              <w:rPr>
+                <w:sz w:val="19"/>
+              </w:rPr>
+              <w:t>0</w:t>
+            </w:r>
+          </w:p>
+        </w:tc>
+      </w:tr>
+    </w:tbl>
+    <w:p>
+      <w:r>
+        <w:t>동일 주문번호를 기준으로 ORDERS.CUST_ID와 SHIPMENTS.CUST_ID를 비교한 결과 불일치는 0건이었다. 주문당 상세 1~3건 규칙과 배치 생성 주문당 배송 1건 규칙도 모두 오류 0건으로 확인되었다.</w:t>
       </w:r>
     </w:p>
     <w:p>
@@ -3132,217 +3446,7 @@
         <w:pStyle w:val="3"/>
       </w:pPr>
       <w:r>
-        <w:t>① Cleanup 프로시저</w:t>
-      </w:r>
-    </w:p>
-    <w:p>
-      <w:r>
-        <w:t>Cleanup 프로시저는 업무 데이터만 삭제하고 실행 로그(BATCH_RUN_LOG)는 보존한다. 존재하지 않는 RUN_ID 처리와 오류 시 ROLLBACK을 포함한다.</w:t>
-      </w:r>
-    </w:p>
-    <w:p>
-      <w:pPr>
-        <w:spacing w:after="80"/>
-        <w:ind w:left="288"/>
-        <w:shd w:val="clear" w:fill="F2F3F5"/>
-      </w:pPr>
-      <w:r>
-        <w:rPr>
-          <w:rFonts w:ascii="Consolas" w:hAnsi="Consolas" w:eastAsia="Consolas"/>
-          <w:sz w:val="19"/>
-        </w:rPr>
-        <w:t>CREATE OR REPLACE PROCEDURE CLEANUP_BATCH_RUN(p_run_id IN NUMBER) IS</w:t>
-      </w:r>
-      <w:r>
-        <w:br/>
-      </w:r>
-      <w:r>
-        <w:rPr>
-          <w:rFonts w:ascii="Consolas" w:hAnsi="Consolas" w:eastAsia="Consolas"/>
-          <w:sz w:val="19"/>
-        </w:rPr>
-        <w:t xml:space="preserve">    v_start NUMBER;</w:t>
-      </w:r>
-      <w:r>
-        <w:br/>
-      </w:r>
-      <w:r>
-        <w:rPr>
-          <w:rFonts w:ascii="Consolas" w:hAnsi="Consolas" w:eastAsia="Consolas"/>
-          <w:sz w:val="19"/>
-        </w:rPr>
-        <w:t xml:space="preserve">    v_end   NUMBER;</w:t>
-      </w:r>
-      <w:r>
-        <w:br/>
-      </w:r>
-      <w:r>
-        <w:rPr>
-          <w:rFonts w:ascii="Consolas" w:hAnsi="Consolas" w:eastAsia="Consolas"/>
-          <w:sz w:val="19"/>
-        </w:rPr>
-        <w:t>BEGIN</w:t>
-      </w:r>
-      <w:r>
-        <w:br/>
-      </w:r>
-      <w:r>
-        <w:rPr>
-          <w:rFonts w:ascii="Consolas" w:hAnsi="Consolas" w:eastAsia="Consolas"/>
-          <w:sz w:val="19"/>
-        </w:rPr>
-        <w:t xml:space="preserve">    SELECT START_ORDER_ID, END_ORDER_ID INTO v_start, v_end</w:t>
-      </w:r>
-      <w:r>
-        <w:br/>
-      </w:r>
-      <w:r>
-        <w:rPr>
-          <w:rFonts w:ascii="Consolas" w:hAnsi="Consolas" w:eastAsia="Consolas"/>
-          <w:sz w:val="19"/>
-        </w:rPr>
-        <w:t xml:space="preserve">    FROM BATCH_RUN_LOG WHERE RUN_ID = p_run_id;</w:t>
-      </w:r>
-      <w:r>
-        <w:br/>
-      </w:r>
-      <w:r>
-        <w:rPr>
-          <w:rFonts w:ascii="Consolas" w:hAnsi="Consolas" w:eastAsia="Consolas"/>
-          <w:sz w:val="19"/>
-        </w:rPr>
-      </w:r>
-      <w:r>
-        <w:br/>
-      </w:r>
-      <w:r>
-        <w:rPr>
-          <w:rFonts w:ascii="Consolas" w:hAnsi="Consolas" w:eastAsia="Consolas"/>
-          <w:sz w:val="19"/>
-        </w:rPr>
-        <w:t xml:space="preserve">    DELETE FROM SHIPMENTS   WHERE ORDER_ID BETWEEN v_start AND v_end;</w:t>
-      </w:r>
-      <w:r>
-        <w:br/>
-      </w:r>
-      <w:r>
-        <w:rPr>
-          <w:rFonts w:ascii="Consolas" w:hAnsi="Consolas" w:eastAsia="Consolas"/>
-          <w:sz w:val="19"/>
-        </w:rPr>
-        <w:t xml:space="preserve">    DELETE FROM ORDER_ITEMS WHERE ORDER_ID BETWEEN v_start AND v_end;</w:t>
-      </w:r>
-      <w:r>
-        <w:br/>
-      </w:r>
-      <w:r>
-        <w:rPr>
-          <w:rFonts w:ascii="Consolas" w:hAnsi="Consolas" w:eastAsia="Consolas"/>
-          <w:sz w:val="19"/>
-        </w:rPr>
-        <w:t xml:space="preserve">    DELETE FROM ORDERS      WHERE ORDER_ID BETWEEN v_start AND v_end;</w:t>
-      </w:r>
-      <w:r>
-        <w:br/>
-      </w:r>
-      <w:r>
-        <w:rPr>
-          <w:rFonts w:ascii="Consolas" w:hAnsi="Consolas" w:eastAsia="Consolas"/>
-          <w:sz w:val="19"/>
-        </w:rPr>
-      </w:r>
-      <w:r>
-        <w:br/>
-      </w:r>
-      <w:r>
-        <w:rPr>
-          <w:rFonts w:ascii="Consolas" w:hAnsi="Consolas" w:eastAsia="Consolas"/>
-          <w:sz w:val="19"/>
-        </w:rPr>
-        <w:t xml:space="preserve">    COMMIT;  -- 실행 이력(BATCH_RUN_LOG)은 비교·재현을 위해 보존</w:t>
-      </w:r>
-      <w:r>
-        <w:br/>
-      </w:r>
-      <w:r>
-        <w:rPr>
-          <w:rFonts w:ascii="Consolas" w:hAnsi="Consolas" w:eastAsia="Consolas"/>
-          <w:sz w:val="19"/>
-        </w:rPr>
-        <w:t>EXCEPTION</w:t>
-      </w:r>
-      <w:r>
-        <w:br/>
-      </w:r>
-      <w:r>
-        <w:rPr>
-          <w:rFonts w:ascii="Consolas" w:hAnsi="Consolas" w:eastAsia="Consolas"/>
-          <w:sz w:val="19"/>
-        </w:rPr>
-        <w:t xml:space="preserve">    WHEN NO_DATA_FOUND THEN</w:t>
-      </w:r>
-      <w:r>
-        <w:br/>
-      </w:r>
-      <w:r>
-        <w:rPr>
-          <w:rFonts w:ascii="Consolas" w:hAnsi="Consolas" w:eastAsia="Consolas"/>
-          <w:sz w:val="19"/>
-        </w:rPr>
-        <w:t xml:space="preserve">        RAISE_APPLICATION_ERROR(-20041, '존재하지 않는 RUN_ID입니다.');</w:t>
-      </w:r>
-      <w:r>
-        <w:br/>
-      </w:r>
-      <w:r>
-        <w:rPr>
-          <w:rFonts w:ascii="Consolas" w:hAnsi="Consolas" w:eastAsia="Consolas"/>
-          <w:sz w:val="19"/>
-        </w:rPr>
-        <w:t xml:space="preserve">    WHEN OTHERS THEN</w:t>
-      </w:r>
-      <w:r>
-        <w:br/>
-      </w:r>
-      <w:r>
-        <w:rPr>
-          <w:rFonts w:ascii="Consolas" w:hAnsi="Consolas" w:eastAsia="Consolas"/>
-          <w:sz w:val="19"/>
-        </w:rPr>
-        <w:t xml:space="preserve">        ROLLBACK; RAISE;</w:t>
-      </w:r>
-      <w:r>
-        <w:br/>
-      </w:r>
-      <w:r>
-        <w:rPr>
-          <w:rFonts w:ascii="Consolas" w:hAnsi="Consolas" w:eastAsia="Consolas"/>
-          <w:sz w:val="19"/>
-        </w:rPr>
-        <w:t>END;</w:t>
-      </w:r>
-      <w:r>
-        <w:br/>
-      </w:r>
-      <w:r>
-        <w:rPr>
-          <w:rFonts w:ascii="Consolas" w:hAnsi="Consolas" w:eastAsia="Consolas"/>
-          <w:sz w:val="19"/>
-        </w:rPr>
-        <w:t>/</w:t>
-      </w:r>
-    </w:p>
-    <w:p>
-      <w:pPr>
-        <w:pStyle w:val="3"/>
-      </w:pPr>
-      <w:r>
-        <w:t>② 삭제 전·후 검증</w:t>
-      </w:r>
-    </w:p>
-    <w:p>
-      <w:r>
-        <w:t>FK 위반을 방지하기 위해 자식 테이블 SHIPMENTS와 ORDER_ITEMS를 먼저 삭제하고, 부모 테이블 ORDERS를 마지막에 삭제하였다. 보고서 캡처용으로는 소규모 주문 10건을 별도로 생성한 뒤 삭제하여 전·후를 비교하였다.</w:t>
+        <w:t>⑤ 샘플 데이터 확인</w:t>
       </w:r>
     </w:p>
     <w:p>
@@ -3356,7 +3460,7 @@
           <w:color w:val="B03A2E"/>
           <w:sz w:val="20"/>
         </w:rPr>
-        <w:t>［ 새 캡처 필요 — 6.3 Cleanup 전·후 검증 SQL 실행 결과 ］</w:t>
+        <w:t>［ 7.14 결과 화면 fig4-6_sample 삽입 ］</w:t>
       </w:r>
     </w:p>
     <w:p>
@@ -3377,13 +3481,1119 @@
         <w:fldChar w:fldCharType="separate"/>
       </w:r>
       <w:r>
-        <w:t>7</w:t>
+        <w:t>8</w:t>
       </w:r>
       <w:r>
         <w:fldChar w:fldCharType="end"/>
       </w:r>
       <w:r>
-        <w:t>. Cleanup 수행 전·후 배치 데이터 삭제 및 실행 로그 보존 확인</w:t>
+        <w:t>. RUN_ID 41로 생성된 주문·주문상세·배송 데이터 연결 샘플</w:t>
+      </w:r>
+    </w:p>
+    <w:p>
+      <w:r>
+        <w:t>샘플 조회 결과 동일한 ORDER_ID를 기준으로 주문 헤더, 1~3건의 주문상세 및 배송 데이터가 연결되었다. ORDER_STATUS는 결제완료 상태인 1, SHIPMENT_STATUS는 배송전 상태인 1로 생성되었고, ORDER_DT는 배치 실행 시점으로 기록되었다.</w:t>
+      </w:r>
+    </w:p>
+    <w:p>
+      <w:pPr>
+        <w:pStyle w:val="3"/>
+      </w:pPr>
+      <w:r>
+        <w:t>⑥ 배송지 순번 업무규칙 검증</w:t>
+      </w:r>
+    </w:p>
+    <w:p>
+      <w:pPr>
+        <w:jc w:val="center"/>
+        <w:shd w:val="clear" w:fill="FBEAE7"/>
+      </w:pPr>
+      <w:r>
+        <w:rPr>
+          <w:i/>
+          <w:color w:val="B03A2E"/>
+          <w:sz w:val="20"/>
+        </w:rPr>
+        <w:t>［ 7.14 결과 화면 fig4-7_address_rule 삽입 ］</w:t>
+      </w:r>
+    </w:p>
+    <w:p>
+      <w:pPr>
+        <w:pStyle w:val="a5"/>
+        <w:jc w:val="center"/>
+      </w:pPr>
+      <w:r>
+        <w:t>Figure 4-</w:t>
+      </w:r>
+      <w:r>
+        <w:fldChar w:fldCharType="begin"/>
+      </w:r>
+      <w:r>
+        <w:instrText xml:space="preserve"> SEQ Figure \* ARABIC </w:instrText>
+      </w:r>
+      <w:r>
+        <w:fldChar w:fldCharType="separate"/>
+      </w:r>
+      <w:r>
+        <w:t>9</w:t>
+      </w:r>
+      <w:r>
+        <w:fldChar w:fldCharType="end"/>
+      </w:r>
+      <w:r>
+        <w:t>. 고객별 배송지 순번 업무규칙 검증 결과</w:t>
+      </w:r>
+    </w:p>
+    <w:tbl>
+      <w:tblPr>
+        <w:tblStyle w:val="a4"/>
+        <w:tblW w:type="auto" w:w="0"/>
+        <w:tblLook w:firstColumn="1" w:firstRow="1" w:lastColumn="0" w:lastRow="0" w:noHBand="0" w:noVBand="1" w:val="04A0"/>
+      </w:tblPr>
+      <w:tblGrid>
+        <w:gridCol w:w="4513"/>
+        <w:gridCol w:w="4513"/>
+      </w:tblGrid>
+      <w:tr>
+        <w:tc>
+          <w:tcPr>
+            <w:tcW w:type="dxa" w:w="4513"/>
+          </w:tcPr>
+          <w:p>
+            <w:r/>
+            <w:r>
+              <w:rPr>
+                <w:b/>
+                <w:sz w:val="19"/>
+              </w:rPr>
+              <w:t>검증 항목</w:t>
+            </w:r>
+          </w:p>
+        </w:tc>
+        <w:tc>
+          <w:tcPr>
+            <w:tcW w:type="dxa" w:w="4513"/>
+          </w:tcPr>
+          <w:p>
+            <w:r/>
+            <w:r>
+              <w:rPr>
+                <w:b/>
+                <w:sz w:val="19"/>
+              </w:rPr>
+              <w:t>실제값</w:t>
+            </w:r>
+          </w:p>
+        </w:tc>
+      </w:tr>
+      <w:tr>
+        <w:tc>
+          <w:tcPr>
+            <w:tcW w:type="dxa" w:w="4513"/>
+          </w:tcPr>
+          <w:p>
+            <w:r/>
+            <w:r>
+              <w:rPr>
+                <w:sz w:val="19"/>
+              </w:rPr>
+              <w:t>고객·배송지 순번 조합 불일치</w:t>
+            </w:r>
+          </w:p>
+        </w:tc>
+        <w:tc>
+          <w:tcPr>
+            <w:tcW w:type="dxa" w:w="4513"/>
+          </w:tcPr>
+          <w:p>
+            <w:r/>
+            <w:r>
+              <w:rPr>
+                <w:sz w:val="19"/>
+              </w:rPr>
+              <w:t>376</w:t>
+            </w:r>
+          </w:p>
+        </w:tc>
+      </w:tr>
+    </w:tbl>
+    <w:p>
+      <w:r>
+        <w:t>SHIPMENTS.SHIP_ADDR_ORD_NUM은 고객 ID와 함께 SHIPMENT_ADDRESSES를 참조하는 복합 FK로 정의되어 있지 않으므로 별도의 업무규칙 검증을 수행하였다. 생성 로직에서 배송지 순번을 1로 고정한 결과, 고객별 실제 배송지 목록과 일치하지 않는 데이터가 376건 확인되었다. 이는 현재 PK·FK 위반은 아니지만, 운영 수준의 배송지 정합성을 확보하려면 배치 실행 전에 유효한 (CUST_ID, SHIP_ADDR_ORD_NUM) 조합을 함께 적재해야 함을 의미한다.</w:t>
+      </w:r>
+    </w:p>
+    <w:p>
+      <w:pPr>
+        <w:pStyle w:val="3"/>
+      </w:pPr>
+      <w:r>
+        <w:t>⑦ 검증 종합</w:t>
+      </w:r>
+    </w:p>
+    <w:tbl>
+      <w:tblPr>
+        <w:tblStyle w:val="a4"/>
+        <w:tblW w:type="auto" w:w="0"/>
+        <w:tblLook w:firstColumn="1" w:firstRow="1" w:lastColumn="0" w:lastRow="0" w:noHBand="0" w:noVBand="1" w:val="04A0"/>
+      </w:tblPr>
+      <w:tblGrid>
+        <w:gridCol w:w="2256"/>
+        <w:gridCol w:w="2256"/>
+        <w:gridCol w:w="2256"/>
+        <w:gridCol w:w="2256"/>
+      </w:tblGrid>
+      <w:tr>
+        <w:tc>
+          <w:tcPr>
+            <w:tcW w:type="dxa" w:w="2256"/>
+          </w:tcPr>
+          <w:p>
+            <w:r/>
+            <w:r>
+              <w:rPr>
+                <w:b/>
+                <w:sz w:val="19"/>
+              </w:rPr>
+              <w:t>검증 항목</w:t>
+            </w:r>
+          </w:p>
+        </w:tc>
+        <w:tc>
+          <w:tcPr>
+            <w:tcW w:type="dxa" w:w="2256"/>
+          </w:tcPr>
+          <w:p>
+            <w:r/>
+            <w:r>
+              <w:rPr>
+                <w:b/>
+                <w:sz w:val="19"/>
+              </w:rPr>
+              <w:t>기대값</w:t>
+            </w:r>
+          </w:p>
+        </w:tc>
+        <w:tc>
+          <w:tcPr>
+            <w:tcW w:type="dxa" w:w="2256"/>
+          </w:tcPr>
+          <w:p>
+            <w:r/>
+            <w:r>
+              <w:rPr>
+                <w:b/>
+                <w:sz w:val="19"/>
+              </w:rPr>
+              <w:t>실제값</w:t>
+            </w:r>
+          </w:p>
+        </w:tc>
+        <w:tc>
+          <w:tcPr>
+            <w:tcW w:type="dxa" w:w="2256"/>
+          </w:tcPr>
+          <w:p>
+            <w:r/>
+            <w:r>
+              <w:rPr>
+                <w:b/>
+                <w:sz w:val="19"/>
+              </w:rPr>
+              <w:t>결과</w:t>
+            </w:r>
+          </w:p>
+        </w:tc>
+      </w:tr>
+      <w:tr>
+        <w:tc>
+          <w:tcPr>
+            <w:tcW w:type="dxa" w:w="2256"/>
+          </w:tcPr>
+          <w:p>
+            <w:r/>
+            <w:r>
+              <w:rPr>
+                <w:sz w:val="19"/>
+              </w:rPr>
+              <w:t>ORDERS</w:t>
+            </w:r>
+          </w:p>
+        </w:tc>
+        <w:tc>
+          <w:tcPr>
+            <w:tcW w:type="dxa" w:w="2256"/>
+          </w:tcPr>
+          <w:p>
+            <w:r/>
+            <w:r>
+              <w:rPr>
+                <w:sz w:val="19"/>
+              </w:rPr>
+              <w:t>100,000</w:t>
+            </w:r>
+          </w:p>
+        </w:tc>
+        <w:tc>
+          <w:tcPr>
+            <w:tcW w:type="dxa" w:w="2256"/>
+          </w:tcPr>
+          <w:p>
+            <w:r/>
+            <w:r>
+              <w:rPr>
+                <w:sz w:val="19"/>
+              </w:rPr>
+              <w:t>100,000</w:t>
+            </w:r>
+          </w:p>
+        </w:tc>
+        <w:tc>
+          <w:tcPr>
+            <w:tcW w:type="dxa" w:w="2256"/>
+          </w:tcPr>
+          <w:p>
+            <w:r/>
+            <w:r>
+              <w:rPr>
+                <w:sz w:val="19"/>
+              </w:rPr>
+              <w:t>정상</w:t>
+            </w:r>
+          </w:p>
+        </w:tc>
+      </w:tr>
+      <w:tr>
+        <w:tc>
+          <w:tcPr>
+            <w:tcW w:type="dxa" w:w="2256"/>
+          </w:tcPr>
+          <w:p>
+            <w:r/>
+            <w:r>
+              <w:rPr>
+                <w:sz w:val="19"/>
+              </w:rPr>
+              <w:t>ORDER_ITEMS</w:t>
+            </w:r>
+          </w:p>
+        </w:tc>
+        <w:tc>
+          <w:tcPr>
+            <w:tcW w:type="dxa" w:w="2256"/>
+          </w:tcPr>
+          <w:p>
+            <w:r/>
+            <w:r>
+              <w:rPr>
+                <w:sz w:val="19"/>
+              </w:rPr>
+              <w:t>200,000</w:t>
+            </w:r>
+          </w:p>
+        </w:tc>
+        <w:tc>
+          <w:tcPr>
+            <w:tcW w:type="dxa" w:w="2256"/>
+          </w:tcPr>
+          <w:p>
+            <w:r/>
+            <w:r>
+              <w:rPr>
+                <w:sz w:val="19"/>
+              </w:rPr>
+              <w:t>200,000</w:t>
+            </w:r>
+          </w:p>
+        </w:tc>
+        <w:tc>
+          <w:tcPr>
+            <w:tcW w:type="dxa" w:w="2256"/>
+          </w:tcPr>
+          <w:p>
+            <w:r/>
+            <w:r>
+              <w:rPr>
+                <w:sz w:val="19"/>
+              </w:rPr>
+              <w:t>정상</w:t>
+            </w:r>
+          </w:p>
+        </w:tc>
+      </w:tr>
+      <w:tr>
+        <w:tc>
+          <w:tcPr>
+            <w:tcW w:type="dxa" w:w="2256"/>
+          </w:tcPr>
+          <w:p>
+            <w:r/>
+            <w:r>
+              <w:rPr>
+                <w:sz w:val="19"/>
+              </w:rPr>
+              <w:t>SHIPMENTS</w:t>
+            </w:r>
+          </w:p>
+        </w:tc>
+        <w:tc>
+          <w:tcPr>
+            <w:tcW w:type="dxa" w:w="2256"/>
+          </w:tcPr>
+          <w:p>
+            <w:r/>
+            <w:r>
+              <w:rPr>
+                <w:sz w:val="19"/>
+              </w:rPr>
+              <w:t>100,000</w:t>
+            </w:r>
+          </w:p>
+        </w:tc>
+        <w:tc>
+          <w:tcPr>
+            <w:tcW w:type="dxa" w:w="2256"/>
+          </w:tcPr>
+          <w:p>
+            <w:r/>
+            <w:r>
+              <w:rPr>
+                <w:sz w:val="19"/>
+              </w:rPr>
+              <w:t>100,000</w:t>
+            </w:r>
+          </w:p>
+        </w:tc>
+        <w:tc>
+          <w:tcPr>
+            <w:tcW w:type="dxa" w:w="2256"/>
+          </w:tcPr>
+          <w:p>
+            <w:r/>
+            <w:r>
+              <w:rPr>
+                <w:sz w:val="19"/>
+              </w:rPr>
+              <w:t>정상</w:t>
+            </w:r>
+          </w:p>
+        </w:tc>
+      </w:tr>
+      <w:tr>
+        <w:tc>
+          <w:tcPr>
+            <w:tcW w:type="dxa" w:w="2256"/>
+          </w:tcPr>
+          <w:p>
+            <w:r/>
+            <w:r>
+              <w:rPr>
+                <w:sz w:val="19"/>
+              </w:rPr>
+              <w:t>주문 고객 참조 오류</w:t>
+            </w:r>
+          </w:p>
+        </w:tc>
+        <w:tc>
+          <w:tcPr>
+            <w:tcW w:type="dxa" w:w="2256"/>
+          </w:tcPr>
+          <w:p>
+            <w:r/>
+            <w:r>
+              <w:rPr>
+                <w:sz w:val="19"/>
+              </w:rPr>
+              <w:t>0</w:t>
+            </w:r>
+          </w:p>
+        </w:tc>
+        <w:tc>
+          <w:tcPr>
+            <w:tcW w:type="dxa" w:w="2256"/>
+          </w:tcPr>
+          <w:p>
+            <w:r/>
+            <w:r>
+              <w:rPr>
+                <w:sz w:val="19"/>
+              </w:rPr>
+              <w:t>0</w:t>
+            </w:r>
+          </w:p>
+        </w:tc>
+        <w:tc>
+          <w:tcPr>
+            <w:tcW w:type="dxa" w:w="2256"/>
+          </w:tcPr>
+          <w:p>
+            <w:r/>
+            <w:r>
+              <w:rPr>
+                <w:sz w:val="19"/>
+              </w:rPr>
+              <w:t>정상</w:t>
+            </w:r>
+          </w:p>
+        </w:tc>
+      </w:tr>
+      <w:tr>
+        <w:tc>
+          <w:tcPr>
+            <w:tcW w:type="dxa" w:w="2256"/>
+          </w:tcPr>
+          <w:p>
+            <w:r/>
+            <w:r>
+              <w:rPr>
+                <w:sz w:val="19"/>
+              </w:rPr>
+              <w:t>주문접수 사원 참조 오류</w:t>
+            </w:r>
+          </w:p>
+        </w:tc>
+        <w:tc>
+          <w:tcPr>
+            <w:tcW w:type="dxa" w:w="2256"/>
+          </w:tcPr>
+          <w:p>
+            <w:r/>
+            <w:r>
+              <w:rPr>
+                <w:sz w:val="19"/>
+              </w:rPr>
+              <w:t>0</w:t>
+            </w:r>
+          </w:p>
+        </w:tc>
+        <w:tc>
+          <w:tcPr>
+            <w:tcW w:type="dxa" w:w="2256"/>
+          </w:tcPr>
+          <w:p>
+            <w:r/>
+            <w:r>
+              <w:rPr>
+                <w:sz w:val="19"/>
+              </w:rPr>
+              <w:t>0</w:t>
+            </w:r>
+          </w:p>
+        </w:tc>
+        <w:tc>
+          <w:tcPr>
+            <w:tcW w:type="dxa" w:w="2256"/>
+          </w:tcPr>
+          <w:p>
+            <w:r/>
+            <w:r>
+              <w:rPr>
+                <w:sz w:val="19"/>
+              </w:rPr>
+              <w:t>정상</w:t>
+            </w:r>
+          </w:p>
+        </w:tc>
+      </w:tr>
+      <w:tr>
+        <w:tc>
+          <w:tcPr>
+            <w:tcW w:type="dxa" w:w="2256"/>
+          </w:tcPr>
+          <w:p>
+            <w:r/>
+            <w:r>
+              <w:rPr>
+                <w:sz w:val="19"/>
+              </w:rPr>
+              <w:t>상품 참조 오류</w:t>
+            </w:r>
+          </w:p>
+        </w:tc>
+        <w:tc>
+          <w:tcPr>
+            <w:tcW w:type="dxa" w:w="2256"/>
+          </w:tcPr>
+          <w:p>
+            <w:r/>
+            <w:r>
+              <w:rPr>
+                <w:sz w:val="19"/>
+              </w:rPr>
+              <w:t>0</w:t>
+            </w:r>
+          </w:p>
+        </w:tc>
+        <w:tc>
+          <w:tcPr>
+            <w:tcW w:type="dxa" w:w="2256"/>
+          </w:tcPr>
+          <w:p>
+            <w:r/>
+            <w:r>
+              <w:rPr>
+                <w:sz w:val="19"/>
+              </w:rPr>
+              <w:t>0</w:t>
+            </w:r>
+          </w:p>
+        </w:tc>
+        <w:tc>
+          <w:tcPr>
+            <w:tcW w:type="dxa" w:w="2256"/>
+          </w:tcPr>
+          <w:p>
+            <w:r/>
+            <w:r>
+              <w:rPr>
+                <w:sz w:val="19"/>
+              </w:rPr>
+              <w:t>정상</w:t>
+            </w:r>
+          </w:p>
+        </w:tc>
+      </w:tr>
+      <w:tr>
+        <w:tc>
+          <w:tcPr>
+            <w:tcW w:type="dxa" w:w="2256"/>
+          </w:tcPr>
+          <w:p>
+            <w:r/>
+            <w:r>
+              <w:rPr>
+                <w:sz w:val="19"/>
+              </w:rPr>
+              <w:t>배송 고객 참조 오류</w:t>
+            </w:r>
+          </w:p>
+        </w:tc>
+        <w:tc>
+          <w:tcPr>
+            <w:tcW w:type="dxa" w:w="2256"/>
+          </w:tcPr>
+          <w:p>
+            <w:r/>
+            <w:r>
+              <w:rPr>
+                <w:sz w:val="19"/>
+              </w:rPr>
+              <w:t>0</w:t>
+            </w:r>
+          </w:p>
+        </w:tc>
+        <w:tc>
+          <w:tcPr>
+            <w:tcW w:type="dxa" w:w="2256"/>
+          </w:tcPr>
+          <w:p>
+            <w:r/>
+            <w:r>
+              <w:rPr>
+                <w:sz w:val="19"/>
+              </w:rPr>
+              <w:t>0</w:t>
+            </w:r>
+          </w:p>
+        </w:tc>
+        <w:tc>
+          <w:tcPr>
+            <w:tcW w:type="dxa" w:w="2256"/>
+          </w:tcPr>
+          <w:p>
+            <w:r/>
+            <w:r>
+              <w:rPr>
+                <w:sz w:val="19"/>
+              </w:rPr>
+              <w:t>정상</w:t>
+            </w:r>
+          </w:p>
+        </w:tc>
+      </w:tr>
+      <w:tr>
+        <w:tc>
+          <w:tcPr>
+            <w:tcW w:type="dxa" w:w="2256"/>
+          </w:tcPr>
+          <w:p>
+            <w:r/>
+            <w:r>
+              <w:rPr>
+                <w:sz w:val="19"/>
+              </w:rPr>
+              <w:t>주문·배송 고객 불일치</w:t>
+            </w:r>
+          </w:p>
+        </w:tc>
+        <w:tc>
+          <w:tcPr>
+            <w:tcW w:type="dxa" w:w="2256"/>
+          </w:tcPr>
+          <w:p>
+            <w:r/>
+            <w:r>
+              <w:rPr>
+                <w:sz w:val="19"/>
+              </w:rPr>
+              <w:t>0</w:t>
+            </w:r>
+          </w:p>
+        </w:tc>
+        <w:tc>
+          <w:tcPr>
+            <w:tcW w:type="dxa" w:w="2256"/>
+          </w:tcPr>
+          <w:p>
+            <w:r/>
+            <w:r>
+              <w:rPr>
+                <w:sz w:val="19"/>
+              </w:rPr>
+              <w:t>0</w:t>
+            </w:r>
+          </w:p>
+        </w:tc>
+        <w:tc>
+          <w:tcPr>
+            <w:tcW w:type="dxa" w:w="2256"/>
+          </w:tcPr>
+          <w:p>
+            <w:r/>
+            <w:r>
+              <w:rPr>
+                <w:sz w:val="19"/>
+              </w:rPr>
+              <w:t>정상</w:t>
+            </w:r>
+          </w:p>
+        </w:tc>
+      </w:tr>
+      <w:tr>
+        <w:tc>
+          <w:tcPr>
+            <w:tcW w:type="dxa" w:w="2256"/>
+          </w:tcPr>
+          <w:p>
+            <w:r/>
+            <w:r>
+              <w:rPr>
+                <w:sz w:val="19"/>
+              </w:rPr>
+              <w:t>주문당 상세 1~3건 오류</w:t>
+            </w:r>
+          </w:p>
+        </w:tc>
+        <w:tc>
+          <w:tcPr>
+            <w:tcW w:type="dxa" w:w="2256"/>
+          </w:tcPr>
+          <w:p>
+            <w:r/>
+            <w:r>
+              <w:rPr>
+                <w:sz w:val="19"/>
+              </w:rPr>
+              <w:t>0</w:t>
+            </w:r>
+          </w:p>
+        </w:tc>
+        <w:tc>
+          <w:tcPr>
+            <w:tcW w:type="dxa" w:w="2256"/>
+          </w:tcPr>
+          <w:p>
+            <w:r/>
+            <w:r>
+              <w:rPr>
+                <w:sz w:val="19"/>
+              </w:rPr>
+              <w:t>0</w:t>
+            </w:r>
+          </w:p>
+        </w:tc>
+        <w:tc>
+          <w:tcPr>
+            <w:tcW w:type="dxa" w:w="2256"/>
+          </w:tcPr>
+          <w:p>
+            <w:r/>
+            <w:r>
+              <w:rPr>
+                <w:sz w:val="19"/>
+              </w:rPr>
+              <w:t>정상</w:t>
+            </w:r>
+          </w:p>
+        </w:tc>
+      </w:tr>
+      <w:tr>
+        <w:tc>
+          <w:tcPr>
+            <w:tcW w:type="dxa" w:w="2256"/>
+          </w:tcPr>
+          <w:p>
+            <w:r/>
+            <w:r>
+              <w:rPr>
+                <w:sz w:val="19"/>
+              </w:rPr>
+              <w:t>주문당 배송 1건 오류</w:t>
+            </w:r>
+          </w:p>
+        </w:tc>
+        <w:tc>
+          <w:tcPr>
+            <w:tcW w:type="dxa" w:w="2256"/>
+          </w:tcPr>
+          <w:p>
+            <w:r/>
+            <w:r>
+              <w:rPr>
+                <w:sz w:val="19"/>
+              </w:rPr>
+              <w:t>0</w:t>
+            </w:r>
+          </w:p>
+        </w:tc>
+        <w:tc>
+          <w:tcPr>
+            <w:tcW w:type="dxa" w:w="2256"/>
+          </w:tcPr>
+          <w:p>
+            <w:r/>
+            <w:r>
+              <w:rPr>
+                <w:sz w:val="19"/>
+              </w:rPr>
+              <w:t>0</w:t>
+            </w:r>
+          </w:p>
+        </w:tc>
+        <w:tc>
+          <w:tcPr>
+            <w:tcW w:type="dxa" w:w="2256"/>
+          </w:tcPr>
+          <w:p>
+            <w:r/>
+            <w:r>
+              <w:rPr>
+                <w:sz w:val="19"/>
+              </w:rPr>
+              <w:t>정상</w:t>
+            </w:r>
+          </w:p>
+        </w:tc>
+      </w:tr>
+      <w:tr>
+        <w:tc>
+          <w:tcPr>
+            <w:tcW w:type="dxa" w:w="2256"/>
+          </w:tcPr>
+          <w:p>
+            <w:r/>
+            <w:r>
+              <w:rPr>
+                <w:sz w:val="19"/>
+              </w:rPr>
+              <w:t>배송업체 유형 조건 불일치</w:t>
+            </w:r>
+          </w:p>
+        </w:tc>
+        <w:tc>
+          <w:tcPr>
+            <w:tcW w:type="dxa" w:w="2256"/>
+          </w:tcPr>
+          <w:p>
+            <w:r/>
+            <w:r>
+              <w:rPr>
+                <w:sz w:val="19"/>
+              </w:rPr>
+              <w:t>0</w:t>
+            </w:r>
+          </w:p>
+        </w:tc>
+        <w:tc>
+          <w:tcPr>
+            <w:tcW w:type="dxa" w:w="2256"/>
+          </w:tcPr>
+          <w:p>
+            <w:r/>
+            <w:r>
+              <w:rPr>
+                <w:sz w:val="19"/>
+              </w:rPr>
+              <w:t>100,000</w:t>
+            </w:r>
+          </w:p>
+        </w:tc>
+        <w:tc>
+          <w:tcPr>
+            <w:tcW w:type="dxa" w:w="2256"/>
+          </w:tcPr>
+          <w:p>
+            <w:r/>
+            <w:r>
+              <w:rPr>
+                <w:sz w:val="19"/>
+              </w:rPr>
+              <w:t>보완 필요</w:t>
+            </w:r>
+          </w:p>
+        </w:tc>
+      </w:tr>
+      <w:tr>
+        <w:tc>
+          <w:tcPr>
+            <w:tcW w:type="dxa" w:w="2256"/>
+          </w:tcPr>
+          <w:p>
+            <w:r/>
+            <w:r>
+              <w:rPr>
+                <w:sz w:val="19"/>
+              </w:rPr>
+              <w:t>고객·배송지 순번 불일치</w:t>
+            </w:r>
+          </w:p>
+        </w:tc>
+        <w:tc>
+          <w:tcPr>
+            <w:tcW w:type="dxa" w:w="2256"/>
+          </w:tcPr>
+          <w:p>
+            <w:r/>
+            <w:r>
+              <w:rPr>
+                <w:sz w:val="19"/>
+              </w:rPr>
+              <w:t>0</w:t>
+            </w:r>
+          </w:p>
+        </w:tc>
+        <w:tc>
+          <w:tcPr>
+            <w:tcW w:type="dxa" w:w="2256"/>
+          </w:tcPr>
+          <w:p>
+            <w:r/>
+            <w:r>
+              <w:rPr>
+                <w:sz w:val="19"/>
+              </w:rPr>
+              <w:t>376</w:t>
+            </w:r>
+          </w:p>
+        </w:tc>
+        <w:tc>
+          <w:tcPr>
+            <w:tcW w:type="dxa" w:w="2256"/>
+          </w:tcPr>
+          <w:p>
+            <w:r/>
+            <w:r>
+              <w:rPr>
+                <w:sz w:val="19"/>
+              </w:rPr>
+              <w:t>보완 필요</w:t>
+            </w:r>
+          </w:p>
+        </w:tc>
+      </w:tr>
+    </w:tbl>
+    <w:p>
+      <w:pPr>
+        <w:pStyle w:val="a5"/>
+        <w:jc w:val="center"/>
+      </w:pPr>
+      <w:r>
+        <w:t>Table 4-</w:t>
+      </w:r>
+      <w:r>
+        <w:fldChar w:fldCharType="begin"/>
+      </w:r>
+      <w:r>
+        <w:instrText xml:space="preserve"> SEQ Table \* ARABIC </w:instrText>
+      </w:r>
+      <w:r>
+        <w:fldChar w:fldCharType="separate"/>
+      </w:r>
+      <w:r>
+        <w:t>5</w:t>
+      </w:r>
+      <w:r>
+        <w:fldChar w:fldCharType="end"/>
+      </w:r>
+      <w:r>
+        <w:t>. RUN_ID 41의 생성 건수·참조키·업무규칙 검증 결과</w:t>
+      </w:r>
+    </w:p>
+    <w:p>
+      <w:pPr>
+        <w:pStyle w:val="2"/>
+      </w:pPr>
+      <w:r>
+        <w:t>6) 반복 테스트 데이터 삭제</w:t>
+      </w:r>
+    </w:p>
+    <w:p>
+      <w:pPr>
+        <w:pStyle w:val="3"/>
+      </w:pPr>
+      <w:r>
+        <w:t>① Cleanup 프로시저</w:t>
+      </w:r>
+    </w:p>
+    <w:p>
+      <w:r>
+        <w:t>Cleanup은 BATCH_RUN_LOG에 기록된 시작·종료 주문번호를 사용하여 SHIPMENTS, ORDER_ITEMS, ORDERS 순서로 삭제한다. 실행 로그는 성능 비교와 재현 근거로 보존한다. 전체 예외 처리와 존재하지 않는 RUN_ID 검증은 Appendix B-3에 수록한다.</w:t>
+      </w:r>
+    </w:p>
+    <w:p>
+      <w:pPr>
+        <w:spacing w:after="80"/>
+        <w:ind w:left="288"/>
+        <w:shd w:val="clear" w:fill="F2F3F5"/>
+      </w:pPr>
+      <w:r>
+        <w:rPr>
+          <w:rFonts w:ascii="Consolas" w:hAnsi="Consolas" w:eastAsia="Consolas"/>
+          <w:sz w:val="19"/>
+        </w:rPr>
+        <w:t>DELETE FROM BO.SHIPMENTS   WHERE ORDER_ID BETWEEN V_START AND V_END;</w:t>
+      </w:r>
+      <w:r>
+        <w:br/>
+      </w:r>
+      <w:r>
+        <w:rPr>
+          <w:rFonts w:ascii="Consolas" w:hAnsi="Consolas" w:eastAsia="Consolas"/>
+          <w:sz w:val="19"/>
+        </w:rPr>
+        <w:t>DELETE FROM BO.ORDER_ITEMS WHERE ORDER_ID BETWEEN V_START AND V_END;</w:t>
+      </w:r>
+      <w:r>
+        <w:br/>
+      </w:r>
+      <w:r>
+        <w:rPr>
+          <w:rFonts w:ascii="Consolas" w:hAnsi="Consolas" w:eastAsia="Consolas"/>
+          <w:sz w:val="19"/>
+        </w:rPr>
+        <w:t>DELETE FROM BO.ORDERS      WHERE ORDER_ID BETWEEN V_START AND V_END;</w:t>
+      </w:r>
+      <w:r>
+        <w:br/>
+      </w:r>
+      <w:r>
+        <w:rPr>
+          <w:rFonts w:ascii="Consolas" w:hAnsi="Consolas" w:eastAsia="Consolas"/>
+          <w:sz w:val="19"/>
+        </w:rPr>
+        <w:t>COMMIT;                              -- 실행 이력(BATCH_RUN_LOG)은 보존</w:t>
+      </w:r>
+    </w:p>
+    <w:p>
+      <w:pPr>
+        <w:pStyle w:val="a5"/>
+      </w:pPr>
+      <w:r>
+        <w:t>Code 4-3. 배치 데이터의 자식→부모 순서 Cleanup 로직</w:t>
+      </w:r>
+    </w:p>
+    <w:p>
+      <w:pPr>
+        <w:pStyle w:val="3"/>
+      </w:pPr>
+      <w:r>
+        <w:t>② Cleanup 검증</w:t>
+      </w:r>
+    </w:p>
+    <w:p>
+      <w:r>
+        <w:t>100,000건 기능 검증 데이터인 RUN_ID 41은 유지하고, Cleanup 기능은 별도의 소규모 실행인 RUN_ID 43으로 검증하였다. RUN_ID 43은 주문 10건, 주문상세 20건, 배송 10건으로 구성되었다.</w:t>
+      </w:r>
+    </w:p>
+    <w:p>
+      <w:pPr>
+        <w:jc w:val="center"/>
+        <w:shd w:val="clear" w:fill="FBEAE7"/>
+      </w:pPr>
+      <w:r>
+        <w:rPr>
+          <w:i/>
+          <w:color w:val="B03A2E"/>
+          <w:sz w:val="20"/>
+        </w:rPr>
+        <w:t>［ 7.14 결과 화면 fig4-8_cleanup_run43 삽입 ］</w:t>
+      </w:r>
+    </w:p>
+    <w:p>
+      <w:pPr>
+        <w:pStyle w:val="a5"/>
+        <w:jc w:val="center"/>
+      </w:pPr>
+      <w:r>
+        <w:t>Figure 4-</w:t>
+      </w:r>
+      <w:r>
+        <w:fldChar w:fldCharType="begin"/>
+      </w:r>
+      <w:r>
+        <w:instrText xml:space="preserve"> SEQ Figure \* ARABIC </w:instrText>
+      </w:r>
+      <w:r>
+        <w:fldChar w:fldCharType="separate"/>
+      </w:r>
+      <w:r>
+        <w:t>10</w:t>
+      </w:r>
+      <w:r>
+        <w:fldChar w:fldCharType="end"/>
+      </w:r>
+      <w:r>
+        <w:t>. Cleanup 검증용 RUN_ID 43의 주문 10건 생성 결과</w:t>
+      </w:r>
+    </w:p>
+    <w:p>
+      <w:pPr>
+        <w:jc w:val="center"/>
+        <w:shd w:val="clear" w:fill="FBEAE7"/>
+      </w:pPr>
+      <w:r>
+        <w:rPr>
+          <w:i/>
+          <w:color w:val="B03A2E"/>
+          <w:sz w:val="20"/>
+        </w:rPr>
+        <w:t>［ 7.14 결과 화면 fig4-9_cleanup_before_after 삽입 ］</w:t>
+      </w:r>
+    </w:p>
+    <w:p>
+      <w:pPr>
+        <w:pStyle w:val="a5"/>
+        <w:jc w:val="center"/>
+      </w:pPr>
+      <w:r>
+        <w:t>Figure 4-</w:t>
+      </w:r>
+      <w:r>
+        <w:fldChar w:fldCharType="begin"/>
+      </w:r>
+      <w:r>
+        <w:instrText xml:space="preserve"> SEQ Figure \* ARABIC </w:instrText>
+      </w:r>
+      <w:r>
+        <w:fldChar w:fldCharType="separate"/>
+      </w:r>
+      <w:r>
+        <w:t>11</w:t>
+      </w:r>
+      <w:r>
+        <w:fldChar w:fldCharType="end"/>
+      </w:r>
+      <w:r>
+        <w:t>. RUN_ID 43 Cleanup 전·후 데이터 및 실행 로그 확인</w:t>
       </w:r>
     </w:p>
     <w:tbl>
@@ -3639,13 +4849,64 @@
         <w:fldChar w:fldCharType="separate"/>
       </w:r>
       <w:r>
-        <w:t>5</w:t>
+        <w:t>6</w:t>
       </w:r>
       <w:r>
         <w:fldChar w:fldCharType="end"/>
       </w:r>
       <w:r>
-        <w:t>. Cleanup 수행 전·후 데이터 검증 결과</w:t>
+        <w:t>. RUN_ID 43 Cleanup 수행 전·후 검증 결과</w:t>
+      </w:r>
+    </w:p>
+    <w:p>
+      <w:r>
+        <w:t>Cleanup 수행 후 주문·주문상세·배송 데이터는 모두 0건으로 감소했지만, BATCH_RUN_LOG 행은 1건으로 유지되었다. 이를 통해 업무 데이터만 삭제하고 실행 이력을 보존하는 기능이 정상적으로 작동함을 확인하였다.</w:t>
+      </w:r>
+    </w:p>
+    <w:p>
+      <w:pPr>
+        <w:pStyle w:val="2"/>
+      </w:pPr>
+      <w:r>
+        <w:t>7) 결론</w:t>
+      </w:r>
+    </w:p>
+    <w:p>
+      <w:r>
+        <w:t>본 Part에서는 현재 시점을 기준으로 신규 주문 100,000건을 생성하는 PL/SQL 배치 프로그램을 구현하였다. 주문 1건은 ORDERS 1건, ORDER_ITEMS 1~3건, SHIPMENTS 1건으로 구성하였으며, 세 테이블의 입력이 모두 완료된 후 주문 단위로 COMMIT하였다.</w:t>
+      </w:r>
+    </w:p>
+    <w:p>
+      <w:r>
+        <w:t>최종 기능 검증은 RUN_ID 41을 기준으로 수행하였다. 실행 결과 ORDERS 100,000건, ORDER_ITEMS 200,000건, SHIPMENTS 100,000건이 생성되었으며, 주문 고객·주문접수 사원·상품·배송 고객 참조 오류와 주문·배송 고객 불일치는 모두 0건으로 확인되었다. 주문당 상세 1~3건과 배송 1건의 구성 규칙도 정상적으로 충족하였다.</w:t>
+      </w:r>
+    </w:p>
+    <w:p>
+      <w:r>
+        <w:t>반면 PK·FK 외의 업무규칙을 추가로 검증한 결과, 배송업체 유형 조건 불일치 100,000건과 고객별 배송지 순번 불일치 376건이 확인되었다. 이에 따라 현재 구현은 기본 참조무결성과 주문 단위 트랜잭션은 보장하지만, 운영 수준의 배송업체 유형과 배송지 조합을 반영하려면 유효한 배송업체 및 (CUST_ID, SHIP_ADDR_ORD_NUM) 조합을 사전에 적재하도록 개선할 필요가 있음을 확인하였다.</w:t>
+      </w:r>
+    </w:p>
+    <w:p>
+      <w:r>
+        <w:t>또한 시퀀스가 기존 최대 주문번호보다 뒤처진 상태를 사전 점검에서 발견하고 재동기화한 후, RUN_ID 41을 90104484~90204483 범위로 정상 완료하였다. Cleanup은 별도 RUN_ID 43으로 검증하였으며, 주문·상세·배송 데이터는 삭제하면서 실행 로그는 보존되는 것을 확인하였다.</w:t>
+      </w:r>
+    </w:p>
+    <w:p>
+      <w:r>
+        <w:t>프로그램별 수행시간, 반복 조회 병목, NAIVE·PARTIAL·OPTIMIZED 비교와 개선 효과는 Part 5에서 별도로 분석한다.</w:t>
+      </w:r>
+    </w:p>
+    <w:p>
+      <w:pPr>
+        <w:pStyle w:val="2"/>
+      </w:pPr>
+      <w:r>
+        <w:t>8) Appendix. 전체 코드 및 검증 SQL</w:t>
+      </w:r>
+    </w:p>
+    <w:p>
+      <w:r>
+        <w:t>배치 지원 객체와 시퀀스 생성·동기화 코드는 Appendix B-1에 수록하였다. 최종 100,000건 생성 프로시저는 Appendix B-2, 실행 이력을 보존하는 Cleanup 프로시저는 Appendix B-3, 테이블별 생성 건수·참조무결성·샘플 데이터·Cleanup 전후 검증 SQL은 Appendix B-4에 수록하였다. 성능 비교용 NAIVE·PARTIAL 프로시저는 Part 5 Appendix로 분리하였다.</w:t>
       </w:r>
     </w:p>
     <w:p>
@@ -3653,48 +4914,12 @@
         <w:pStyle w:val="3"/>
       </w:pPr>
       <w:r>
-        <w:t>③ BATCH_RUN_LOG 이력 보존</w:t>
-      </w:r>
-    </w:p>
-    <w:p>
-      <w:r>
-        <w:t>Cleanup 수행 후 배치로 생성된 업무 데이터는 모두 삭제되었지만 BATCH_RUN_LOG의 실행 이력은 유지되었다. 이를 통해 원본 데이터와 실행 로그를 보존하면서 반복 테스트가 가능함을 확인하였다.</w:t>
-      </w:r>
-    </w:p>
-    <w:p>
-      <w:pPr>
-        <w:pStyle w:val="2"/>
-      </w:pPr>
-      <w:r>
-        <w:t>6) 결론</w:t>
-      </w:r>
-    </w:p>
-    <w:p>
-      <w:r>
-        <w:t>본 Part에서는 현재 시점을 기준으로 신규 주문 100,000건을 생성하는 PL/SQL 배치 프로그램을 구현하였다. 주문 1건은 ORDERS 1건, ORDER_ITEMS 1~3건, SHIPMENTS 1건으로 구성하였으며, 세 테이블 입력이 모두 완료된 후 주문 단위로 COMMIT하였다.</w:t>
-      </w:r>
-    </w:p>
-    <w:p>
-      <w:r>
-        <w:t>고객·상품·사원·배송업체는 기존 기준 테이블에 실제로 존재하는 ID만 사용하여 FK 위반 가능성을 구조적으로 차단하였다. 100,000건 실행 결과 ORDERS 100,000건, ORDER_ITEMS 200,000건, SHIPMENTS 100,000건이 생성되었고, 참조 오류 및 주문-배송 고객 불일치는 0건으로 확인되었다.</w:t>
-      </w:r>
-    </w:p>
-    <w:p>
-      <w:r>
-        <w:t>또한 실행별 시작·종료 ORDER_ID를 BATCH_RUN_LOG에 기록하고, 자식 테이블에서 부모 테이블 순으로 삭제하는 CLEANUP_BATCH_RUN을 작성하였다. Cleanup 후 배치 데이터는 제거되었지만 실행 로그는 유지되어 동일한 환경에서 반복 테스트할 수 있음을 확인하였다.</w:t>
-      </w:r>
-    </w:p>
-    <w:p>
-      <w:r>
-        <w:t>프로그램의 수행시간, 병목 원인, NAIVE·PARTIAL·OPTIMIZED 비교 및 개선 효과는 Part 5에서 별도로 분석한다.</w:t>
-      </w:r>
-    </w:p>
-    <w:p>
-      <w:pPr>
-        <w:pStyle w:val="2"/>
-      </w:pPr>
-      <w:r>
-        <w:t>Appendix. 전체 코드 및 검증 SQL</w:t>
+        <w:t>B-1. 배치 지원 객체 생성 코드</w:t>
+      </w:r>
+    </w:p>
+    <w:p>
+      <w:r>
+        <w:t>BATCH_RUN_LOG, ORDER_ID_SEQ 생성 및 시퀀스 안전성 점검·재동기화 코드 (별첨).</w:t>
       </w:r>
     </w:p>
     <w:p>
@@ -3702,12 +4927,12 @@
         <w:pStyle w:val="3"/>
       </w:pPr>
       <w:r>
-        <w:t>B-1. 배치 지원 객체 생성 코드</w:t>
-      </w:r>
-    </w:p>
-    <w:p>
-      <w:r>
-        <w:t>BATCH_RUN_LOG 생성, ORDER_ID_SEQ 생성·동기화 스크립트 (별첨).</w:t>
+        <w:t>B-2. 최종 100,000건 생성 프로시저</w:t>
+      </w:r>
+    </w:p>
+    <w:p>
+      <w:r>
+        <w:t>GEN_ORDERS_OPTIMIZED — 시퀀스 단일 채번, 유효 참조키 사전 적재, 주문 단위 COMMIT, 오류 시 현재 주문 ROLLBACK, 마지막 정상 커밋 주문번호 기록 (별첨).</w:t>
       </w:r>
     </w:p>
     <w:p>
@@ -3715,12 +4940,12 @@
         <w:pStyle w:val="3"/>
       </w:pPr>
       <w:r>
-        <w:t>B-2. 최종 100,000건 생성 프로시저</w:t>
-      </w:r>
-    </w:p>
-    <w:p>
-      <w:r>
-        <w:t>GEN_ORDERS_OPTIMIZED 전체 코드 (예외 처리 ROLLBACK 반영, 별첨).</w:t>
+        <w:t>B-3. Cleanup 프로시저</w:t>
+      </w:r>
+    </w:p>
+    <w:p>
+      <w:r>
+        <w:t>CLEANUP_BATCH_RUN — 자식→부모 삭제, BATCH_RUN_LOG 보존, 존재하지 않는 RUN_ID 예외 처리 (별첨).</w:t>
       </w:r>
     </w:p>
     <w:p>
@@ -3728,25 +4953,17 @@
         <w:pStyle w:val="3"/>
       </w:pPr>
       <w:r>
-        <w:t>B-3. Cleanup 프로시저</w:t>
-      </w:r>
-    </w:p>
-    <w:p>
-      <w:r>
-        <w:t>CLEANUP_BATCH_RUN 전체 코드 (BATCH_RUN_LOG 보존, 별첨).</w:t>
-      </w:r>
-    </w:p>
-    <w:p>
-      <w:pPr>
-        <w:pStyle w:val="3"/>
-      </w:pPr>
-      <w:r>
         <w:t>B-4. 기능 검증 SQL</w:t>
       </w:r>
     </w:p>
     <w:p>
       <w:r>
-        <w:t>테이블별 건수·FK 검증, 샘플 데이터, Cleanup 전·후 검증 SQL (별첨). NAIVE·PARTIAL 코드는 Part 5 Appendix로 분리한다.</w:t>
+        <w:t>RUN_ID 41 실행 결과·테이블별 생성 건수·참조 검증·배송업체 유형 검증·주문 구성 규칙·샘플 조회·배송지 순번 검증·RUN_ID 43 Cleanup 전·후 검증 (별첨).</w:t>
+      </w:r>
+    </w:p>
+    <w:p>
+      <w:r>
+        <w:t>※ 최종 실행 결과에서는 배송업체 유형 조건 100,000건과 고객별 배송지 순번 376건의 불일치가 확인되었다. 따라서 Appendix의 개선 코드에서는 배송업체 유형과 고객별 유효 배송지 조합을 함께 적재하는 방안을 후속 개선안으로 구분한다.</w:t>
       </w:r>
     </w:p>
     <w:sectPr>
